--- a/docs/gestion/INVENTRA_Propuesta_Tecnica_Economica.docx
+++ b/docs/gestion/INVENTRA_Propuesta_Tecnica_Economica.docx
@@ -2641,7 +2641,7 @@
           <w:sz w:val="22"/>
           <w:szCs w:val="22"/>
         </w:rPr>
-        <w:t xml:space="preserve">Cada licorería opera como un inquilino independiente dentro de la misma instancia: la información de negocio se identifica con la licorería a la que pertenece, de modo que los datos de un cliente no son visibles para otro.</w:t>
+        <w:t xml:space="preserve">Cada licorera opera como un inquilino independiente dentro de la misma instancia: la información de negocio se identifica con la licorera a la que pertenece, de modo que los datos de un cliente no son visibles para otro.</w:t>
       </w:r>
     </w:p>
     <w:p>

--- a/docs/gestion/INVENTRA_Propuesta_Tecnica_Economica.docx
+++ b/docs/gestion/INVENTRA_Propuesta_Tecnica_Economica.docx
@@ -154,12 +154,6 @@
         <w:gridCol w:w="3660"/>
       </w:tblGrid>
       <w:tr>
-        <w:tblPrEx>
-          <w:tblCellMar>
-            <w:top w:w="0" w:type="dxa"/>
-            <w:bottom w:w="0" w:type="dxa"/>
-          </w:tblCellMar>
-        </w:tblPrEx>
         <w:trPr>
           <w:tblHeader/>
         </w:trPr>
@@ -273,12 +267,6 @@
         </w:tc>
       </w:tr>
       <w:tr>
-        <w:tblPrEx>
-          <w:tblCellMar>
-            <w:top w:w="0" w:type="dxa"/>
-            <w:bottom w:w="0" w:type="dxa"/>
-          </w:tblCellMar>
-        </w:tblPrEx>
         <w:tc>
           <w:tcPr>
             <w:tcW w:w="1400" w:type="dxa"/>
@@ -1525,12 +1513,6 @@
         <w:gridCol w:w="1350"/>
       </w:tblGrid>
       <w:tr>
-        <w:tblPrEx>
-          <w:tblCellMar>
-            <w:top w:w="0" w:type="dxa"/>
-            <w:bottom w:w="0" w:type="dxa"/>
-          </w:tblCellMar>
-        </w:tblPrEx>
         <w:trPr>
           <w:tblHeader/>
         </w:trPr>
@@ -1644,12 +1626,6 @@
         </w:tc>
       </w:tr>
       <w:tr>
-        <w:tblPrEx>
-          <w:tblCellMar>
-            <w:top w:w="0" w:type="dxa"/>
-            <w:bottom w:w="0" w:type="dxa"/>
-          </w:tblCellMar>
-        </w:tblPrEx>
         <w:tc>
           <w:tcPr>
             <w:tcW w:w="2000" w:type="dxa"/>
@@ -1748,12 +1724,6 @@
         </w:tc>
       </w:tr>
       <w:tr>
-        <w:tblPrEx>
-          <w:tblCellMar>
-            <w:top w:w="0" w:type="dxa"/>
-            <w:bottom w:w="0" w:type="dxa"/>
-          </w:tblCellMar>
-        </w:tblPrEx>
         <w:tc>
           <w:tcPr>
             <w:tcW w:w="2000" w:type="dxa"/>
@@ -1852,12 +1822,6 @@
         </w:tc>
       </w:tr>
       <w:tr>
-        <w:tblPrEx>
-          <w:tblCellMar>
-            <w:top w:w="0" w:type="dxa"/>
-            <w:bottom w:w="0" w:type="dxa"/>
-          </w:tblCellMar>
-        </w:tblPrEx>
         <w:tc>
           <w:tcPr>
             <w:tcW w:w="2000" w:type="dxa"/>
@@ -1957,12 +1921,6 @@
         </w:tc>
       </w:tr>
       <w:tr>
-        <w:tblPrEx>
-          <w:tblCellMar>
-            <w:top w:w="0" w:type="dxa"/>
-            <w:bottom w:w="0" w:type="dxa"/>
-          </w:tblCellMar>
-        </w:tblPrEx>
         <w:tc>
           <w:tcPr>
             <w:tcW w:w="2000" w:type="dxa"/>
@@ -2061,12 +2019,6 @@
         </w:tc>
       </w:tr>
       <w:tr>
-        <w:tblPrEx>
-          <w:tblCellMar>
-            <w:top w:w="0" w:type="dxa"/>
-            <w:bottom w:w="0" w:type="dxa"/>
-          </w:tblCellMar>
-        </w:tblPrEx>
         <w:tc>
           <w:tcPr>
             <w:tcW w:w="2000" w:type="dxa"/>
@@ -2165,12 +2117,6 @@
         </w:tc>
       </w:tr>
       <w:tr>
-        <w:tblPrEx>
-          <w:tblCellMar>
-            <w:top w:w="0" w:type="dxa"/>
-            <w:bottom w:w="0" w:type="dxa"/>
-          </w:tblCellMar>
-        </w:tblPrEx>
         <w:tc>
           <w:tcPr>
             <w:tcW w:w="2000" w:type="dxa"/>
@@ -2269,12 +2215,6 @@
         </w:tc>
       </w:tr>
       <w:tr>
-        <w:tblPrEx>
-          <w:tblCellMar>
-            <w:top w:w="0" w:type="dxa"/>
-            <w:bottom w:w="0" w:type="dxa"/>
-          </w:tblCellMar>
-        </w:tblPrEx>
         <w:tc>
           <w:tcPr>
             <w:tcW w:w="2000" w:type="dxa"/>
@@ -2373,12 +2313,6 @@
         </w:tc>
       </w:tr>
       <w:tr>
-        <w:tblPrEx>
-          <w:tblCellMar>
-            <w:top w:w="0" w:type="dxa"/>
-            <w:bottom w:w="0" w:type="dxa"/>
-          </w:tblCellMar>
-        </w:tblPrEx>
         <w:tc>
           <w:tcPr>
             <w:tcW w:w="2000" w:type="dxa"/>
@@ -2477,12 +2411,6 @@
         </w:tc>
       </w:tr>
       <w:tr>
-        <w:tblPrEx>
-          <w:tblCellMar>
-            <w:top w:w="0" w:type="dxa"/>
-            <w:bottom w:w="0" w:type="dxa"/>
-          </w:tblCellMar>
-        </w:tblPrEx>
         <w:tc>
           <w:tcPr>
             <w:tcW w:w="2000" w:type="dxa"/>
@@ -2639,7 +2567,7 @@
         <w:spacing w:after="60" w:line="258" w:lineRule="auto"/>
       </w:pPr>
       <w:r>
-        <w:t>El cobro con pasarela de pagos se integra en modo de pruebas, sin transacciones reales.</w:t>
+        <w:t>El pago con tarjeta o transferencia se confirma fuera del sistema; INVENTRA registra el medio de pago de cada venta y no procesa cobros.</w:t>
       </w:r>
     </w:p>
     <w:p>
@@ -2779,12 +2707,6 @@
         <w:gridCol w:w="3660"/>
       </w:tblGrid>
       <w:tr>
-        <w:tblPrEx>
-          <w:tblCellMar>
-            <w:top w:w="0" w:type="dxa"/>
-            <w:bottom w:w="0" w:type="dxa"/>
-          </w:tblCellMar>
-        </w:tblPrEx>
         <w:trPr>
           <w:tblHeader/>
         </w:trPr>
@@ -2871,12 +2793,6 @@
         </w:tc>
       </w:tr>
       <w:tr>
-        <w:tblPrEx>
-          <w:tblCellMar>
-            <w:top w:w="0" w:type="dxa"/>
-            <w:bottom w:w="0" w:type="dxa"/>
-          </w:tblCellMar>
-        </w:tblPrEx>
         <w:tc>
           <w:tcPr>
             <w:tcW w:w="2300" w:type="dxa"/>
@@ -2955,12 +2871,6 @@
         </w:tc>
       </w:tr>
       <w:tr>
-        <w:tblPrEx>
-          <w:tblCellMar>
-            <w:top w:w="0" w:type="dxa"/>
-            <w:bottom w:w="0" w:type="dxa"/>
-          </w:tblCellMar>
-        </w:tblPrEx>
         <w:tc>
           <w:tcPr>
             <w:tcW w:w="2300" w:type="dxa"/>
@@ -3035,12 +2945,6 @@
         </w:tc>
       </w:tr>
       <w:tr>
-        <w:tblPrEx>
-          <w:tblCellMar>
-            <w:top w:w="0" w:type="dxa"/>
-            <w:bottom w:w="0" w:type="dxa"/>
-          </w:tblCellMar>
-        </w:tblPrEx>
         <w:tc>
           <w:tcPr>
             <w:tcW w:w="2300" w:type="dxa"/>
@@ -3115,12 +3019,6 @@
         </w:tc>
       </w:tr>
       <w:tr>
-        <w:tblPrEx>
-          <w:tblCellMar>
-            <w:top w:w="0" w:type="dxa"/>
-            <w:bottom w:w="0" w:type="dxa"/>
-          </w:tblCellMar>
-        </w:tblPrEx>
         <w:tc>
           <w:tcPr>
             <w:tcW w:w="2300" w:type="dxa"/>
@@ -3195,12 +3093,6 @@
         </w:tc>
       </w:tr>
       <w:tr>
-        <w:tblPrEx>
-          <w:tblCellMar>
-            <w:top w:w="0" w:type="dxa"/>
-            <w:bottom w:w="0" w:type="dxa"/>
-          </w:tblCellMar>
-        </w:tblPrEx>
         <w:tc>
           <w:tcPr>
             <w:tcW w:w="2300" w:type="dxa"/>
@@ -3275,12 +3167,6 @@
         </w:tc>
       </w:tr>
       <w:tr>
-        <w:tblPrEx>
-          <w:tblCellMar>
-            <w:top w:w="0" w:type="dxa"/>
-            <w:bottom w:w="0" w:type="dxa"/>
-          </w:tblCellMar>
-        </w:tblPrEx>
         <w:tc>
           <w:tcPr>
             <w:tcW w:w="2300" w:type="dxa"/>
@@ -3325,7 +3211,7 @@
                 <w:sz w:val="19"/>
                 <w:szCs w:val="19"/>
               </w:rPr>
-              <w:t>Proveedor tecnológico DIAN y pasarela de pagos, en ambiente de pruebas</w:t>
+              <w:t>Proveedor tecnológico DIAN, en ambiente de pruebas</w:t>
             </w:r>
           </w:p>
         </w:tc>
@@ -3349,7 +3235,7 @@
                 <w:sz w:val="19"/>
                 <w:szCs w:val="19"/>
               </w:rPr>
-              <w:t>Facturación electrónica y cobro.</w:t>
+              <w:t>Facturación electrónica.</w:t>
             </w:r>
           </w:p>
         </w:tc>
@@ -3530,12 +3416,6 @@
         <w:gridCol w:w="6960"/>
       </w:tblGrid>
       <w:tr>
-        <w:tblPrEx>
-          <w:tblCellMar>
-            <w:top w:w="0" w:type="dxa"/>
-            <w:bottom w:w="0" w:type="dxa"/>
-          </w:tblCellMar>
-        </w:tblPrEx>
         <w:trPr>
           <w:tblHeader/>
         </w:trPr>
@@ -3595,12 +3475,6 @@
         </w:tc>
       </w:tr>
       <w:tr>
-        <w:tblPrEx>
-          <w:tblCellMar>
-            <w:top w:w="0" w:type="dxa"/>
-            <w:bottom w:w="0" w:type="dxa"/>
-          </w:tblCellMar>
-        </w:tblPrEx>
         <w:tc>
           <w:tcPr>
             <w:tcW w:w="2400" w:type="dxa"/>
@@ -3651,12 +3525,6 @@
         </w:tc>
       </w:tr>
       <w:tr>
-        <w:tblPrEx>
-          <w:tblCellMar>
-            <w:top w:w="0" w:type="dxa"/>
-            <w:bottom w:w="0" w:type="dxa"/>
-          </w:tblCellMar>
-        </w:tblPrEx>
         <w:tc>
           <w:tcPr>
             <w:tcW w:w="2400" w:type="dxa"/>
@@ -3707,12 +3575,6 @@
         </w:tc>
       </w:tr>
       <w:tr>
-        <w:tblPrEx>
-          <w:tblCellMar>
-            <w:top w:w="0" w:type="dxa"/>
-            <w:bottom w:w="0" w:type="dxa"/>
-          </w:tblCellMar>
-        </w:tblPrEx>
         <w:tc>
           <w:tcPr>
             <w:tcW w:w="2400" w:type="dxa"/>
@@ -3836,12 +3698,6 @@
         <w:gridCol w:w="1660"/>
       </w:tblGrid>
       <w:tr>
-        <w:tblPrEx>
-          <w:tblCellMar>
-            <w:top w:w="0" w:type="dxa"/>
-            <w:bottom w:w="0" w:type="dxa"/>
-          </w:tblCellMar>
-        </w:tblPrEx>
         <w:trPr>
           <w:tblHeader/>
         </w:trPr>
@@ -3982,12 +3838,6 @@
         </w:tc>
       </w:tr>
       <w:tr>
-        <w:tblPrEx>
-          <w:tblCellMar>
-            <w:top w:w="0" w:type="dxa"/>
-            <w:bottom w:w="0" w:type="dxa"/>
-          </w:tblCellMar>
-        </w:tblPrEx>
         <w:tc>
           <w:tcPr>
             <w:tcW w:w="900" w:type="dxa"/>
@@ -4110,12 +3960,6 @@
         </w:tc>
       </w:tr>
       <w:tr>
-        <w:tblPrEx>
-          <w:tblCellMar>
-            <w:top w:w="0" w:type="dxa"/>
-            <w:bottom w:w="0" w:type="dxa"/>
-          </w:tblCellMar>
-        </w:tblPrEx>
         <w:tc>
           <w:tcPr>
             <w:tcW w:w="900" w:type="dxa"/>
@@ -4238,12 +4082,6 @@
         </w:tc>
       </w:tr>
       <w:tr>
-        <w:tblPrEx>
-          <w:tblCellMar>
-            <w:top w:w="0" w:type="dxa"/>
-            <w:bottom w:w="0" w:type="dxa"/>
-          </w:tblCellMar>
-        </w:tblPrEx>
         <w:tc>
           <w:tcPr>
             <w:tcW w:w="900" w:type="dxa"/>
@@ -4366,12 +4204,6 @@
         </w:tc>
       </w:tr>
       <w:tr>
-        <w:tblPrEx>
-          <w:tblCellMar>
-            <w:top w:w="0" w:type="dxa"/>
-            <w:bottom w:w="0" w:type="dxa"/>
-          </w:tblCellMar>
-        </w:tblPrEx>
         <w:tc>
           <w:tcPr>
             <w:tcW w:w="900" w:type="dxa"/>
@@ -4494,12 +4326,6 @@
         </w:tc>
       </w:tr>
       <w:tr>
-        <w:tblPrEx>
-          <w:tblCellMar>
-            <w:top w:w="0" w:type="dxa"/>
-            <w:bottom w:w="0" w:type="dxa"/>
-          </w:tblCellMar>
-        </w:tblPrEx>
         <w:tc>
           <w:tcPr>
             <w:tcW w:w="900" w:type="dxa"/>
@@ -4622,12 +4448,6 @@
         </w:tc>
       </w:tr>
       <w:tr>
-        <w:tblPrEx>
-          <w:tblCellMar>
-            <w:top w:w="0" w:type="dxa"/>
-            <w:bottom w:w="0" w:type="dxa"/>
-          </w:tblCellMar>
-        </w:tblPrEx>
         <w:tc>
           <w:tcPr>
             <w:tcW w:w="900" w:type="dxa"/>
@@ -4750,12 +4570,6 @@
         </w:tc>
       </w:tr>
       <w:tr>
-        <w:tblPrEx>
-          <w:tblCellMar>
-            <w:top w:w="0" w:type="dxa"/>
-            <w:bottom w:w="0" w:type="dxa"/>
-          </w:tblCellMar>
-        </w:tblPrEx>
         <w:tc>
           <w:tcPr>
             <w:tcW w:w="900" w:type="dxa"/>
@@ -4878,12 +4692,6 @@
         </w:tc>
       </w:tr>
       <w:tr>
-        <w:tblPrEx>
-          <w:tblCellMar>
-            <w:top w:w="0" w:type="dxa"/>
-            <w:bottom w:w="0" w:type="dxa"/>
-          </w:tblCellMar>
-        </w:tblPrEx>
         <w:tc>
           <w:tcPr>
             <w:tcW w:w="900" w:type="dxa"/>
@@ -5006,12 +4814,6 @@
         </w:tc>
       </w:tr>
       <w:tr>
-        <w:tblPrEx>
-          <w:tblCellMar>
-            <w:top w:w="0" w:type="dxa"/>
-            <w:bottom w:w="0" w:type="dxa"/>
-          </w:tblCellMar>
-        </w:tblPrEx>
         <w:tc>
           <w:tcPr>
             <w:tcW w:w="900" w:type="dxa"/>
@@ -5199,12 +5001,6 @@
         <w:gridCol w:w="1000"/>
       </w:tblGrid>
       <w:tr>
-        <w:tblPrEx>
-          <w:tblCellMar>
-            <w:top w:w="0" w:type="dxa"/>
-            <w:bottom w:w="0" w:type="dxa"/>
-          </w:tblCellMar>
-        </w:tblPrEx>
         <w:trPr>
           <w:tblHeader/>
         </w:trPr>
@@ -5399,12 +5195,6 @@
         </w:tc>
       </w:tr>
       <w:tr>
-        <w:tblPrEx>
-          <w:tblCellMar>
-            <w:top w:w="0" w:type="dxa"/>
-            <w:bottom w:w="0" w:type="dxa"/>
-          </w:tblCellMar>
-        </w:tblPrEx>
         <w:tc>
           <w:tcPr>
             <w:tcW w:w="3360" w:type="dxa"/>
@@ -5541,12 +5331,6 @@
         </w:tc>
       </w:tr>
       <w:tr>
-        <w:tblPrEx>
-          <w:tblCellMar>
-            <w:top w:w="0" w:type="dxa"/>
-            <w:bottom w:w="0" w:type="dxa"/>
-          </w:tblCellMar>
-        </w:tblPrEx>
         <w:tc>
           <w:tcPr>
             <w:tcW w:w="3360" w:type="dxa"/>
@@ -5707,12 +5491,6 @@
         </w:tc>
       </w:tr>
       <w:tr>
-        <w:tblPrEx>
-          <w:tblCellMar>
-            <w:top w:w="0" w:type="dxa"/>
-            <w:bottom w:w="0" w:type="dxa"/>
-          </w:tblCellMar>
-        </w:tblPrEx>
         <w:tc>
           <w:tcPr>
             <w:tcW w:w="3360" w:type="dxa"/>
@@ -5865,12 +5643,6 @@
         </w:tc>
       </w:tr>
       <w:tr>
-        <w:tblPrEx>
-          <w:tblCellMar>
-            <w:top w:w="0" w:type="dxa"/>
-            <w:bottom w:w="0" w:type="dxa"/>
-          </w:tblCellMar>
-        </w:tblPrEx>
         <w:tc>
           <w:tcPr>
             <w:tcW w:w="3360" w:type="dxa"/>
@@ -6007,12 +5779,6 @@
         </w:tc>
       </w:tr>
       <w:tr>
-        <w:tblPrEx>
-          <w:tblCellMar>
-            <w:top w:w="0" w:type="dxa"/>
-            <w:bottom w:w="0" w:type="dxa"/>
-          </w:tblCellMar>
-        </w:tblPrEx>
         <w:tc>
           <w:tcPr>
             <w:tcW w:w="3360" w:type="dxa"/>
@@ -6149,12 +5915,6 @@
         </w:tc>
       </w:tr>
       <w:tr>
-        <w:tblPrEx>
-          <w:tblCellMar>
-            <w:top w:w="0" w:type="dxa"/>
-            <w:bottom w:w="0" w:type="dxa"/>
-          </w:tblCellMar>
-        </w:tblPrEx>
         <w:tc>
           <w:tcPr>
             <w:tcW w:w="3360" w:type="dxa"/>
@@ -6299,12 +6059,6 @@
         </w:tc>
       </w:tr>
       <w:tr>
-        <w:tblPrEx>
-          <w:tblCellMar>
-            <w:top w:w="0" w:type="dxa"/>
-            <w:bottom w:w="0" w:type="dxa"/>
-          </w:tblCellMar>
-        </w:tblPrEx>
         <w:tc>
           <w:tcPr>
             <w:tcW w:w="3360" w:type="dxa"/>
@@ -6482,12 +6236,6 @@
         <w:gridCol w:w="7360"/>
       </w:tblGrid>
       <w:tr>
-        <w:tblPrEx>
-          <w:tblCellMar>
-            <w:top w:w="0" w:type="dxa"/>
-            <w:bottom w:w="0" w:type="dxa"/>
-          </w:tblCellMar>
-        </w:tblPrEx>
         <w:trPr>
           <w:tblHeader/>
         </w:trPr>
@@ -6548,12 +6296,6 @@
         </w:tc>
       </w:tr>
       <w:tr>
-        <w:tblPrEx>
-          <w:tblCellMar>
-            <w:top w:w="0" w:type="dxa"/>
-            <w:bottom w:w="0" w:type="dxa"/>
-          </w:tblCellMar>
-        </w:tblPrEx>
         <w:tc>
           <w:tcPr>
             <w:tcW w:w="2000" w:type="dxa"/>
@@ -6604,12 +6346,6 @@
         </w:tc>
       </w:tr>
       <w:tr>
-        <w:tblPrEx>
-          <w:tblCellMar>
-            <w:top w:w="0" w:type="dxa"/>
-            <w:bottom w:w="0" w:type="dxa"/>
-          </w:tblCellMar>
-        </w:tblPrEx>
         <w:tc>
           <w:tcPr>
             <w:tcW w:w="2000" w:type="dxa"/>
@@ -6660,12 +6396,6 @@
         </w:tc>
       </w:tr>
       <w:tr>
-        <w:tblPrEx>
-          <w:tblCellMar>
-            <w:top w:w="0" w:type="dxa"/>
-            <w:bottom w:w="0" w:type="dxa"/>
-          </w:tblCellMar>
-        </w:tblPrEx>
         <w:tc>
           <w:tcPr>
             <w:tcW w:w="2000" w:type="dxa"/>
@@ -6716,12 +6446,6 @@
         </w:tc>
       </w:tr>
       <w:tr>
-        <w:tblPrEx>
-          <w:tblCellMar>
-            <w:top w:w="0" w:type="dxa"/>
-            <w:bottom w:w="0" w:type="dxa"/>
-          </w:tblCellMar>
-        </w:tblPrEx>
         <w:tc>
           <w:tcPr>
             <w:tcW w:w="2000" w:type="dxa"/>
@@ -6825,12 +6549,6 @@
         <w:gridCol w:w="2660"/>
       </w:tblGrid>
       <w:tr>
-        <w:tblPrEx>
-          <w:tblCellMar>
-            <w:top w:w="0" w:type="dxa"/>
-            <w:bottom w:w="0" w:type="dxa"/>
-          </w:tblCellMar>
-        </w:tblPrEx>
         <w:trPr>
           <w:tblHeader/>
         </w:trPr>
@@ -6917,12 +6635,6 @@
         </w:tc>
       </w:tr>
       <w:tr>
-        <w:tblPrEx>
-          <w:tblCellMar>
-            <w:top w:w="0" w:type="dxa"/>
-            <w:bottom w:w="0" w:type="dxa"/>
-          </w:tblCellMar>
-        </w:tblPrEx>
         <w:tc>
           <w:tcPr>
             <w:tcW w:w="1800" w:type="dxa"/>
@@ -6997,12 +6709,6 @@
         </w:tc>
       </w:tr>
       <w:tr>
-        <w:tblPrEx>
-          <w:tblCellMar>
-            <w:top w:w="0" w:type="dxa"/>
-            <w:bottom w:w="0" w:type="dxa"/>
-          </w:tblCellMar>
-        </w:tblPrEx>
         <w:tc>
           <w:tcPr>
             <w:tcW w:w="1800" w:type="dxa"/>
@@ -7167,12 +6873,6 @@
         <w:gridCol w:w="2960"/>
       </w:tblGrid>
       <w:tr>
-        <w:tblPrEx>
-          <w:tblCellMar>
-            <w:top w:w="0" w:type="dxa"/>
-            <w:bottom w:w="0" w:type="dxa"/>
-          </w:tblCellMar>
-        </w:tblPrEx>
         <w:trPr>
           <w:tblHeader/>
         </w:trPr>
@@ -7286,12 +6986,6 @@
         </w:tc>
       </w:tr>
       <w:tr>
-        <w:tblPrEx>
-          <w:tblCellMar>
-            <w:top w:w="0" w:type="dxa"/>
-            <w:bottom w:w="0" w:type="dxa"/>
-          </w:tblCellMar>
-        </w:tblPrEx>
         <w:tc>
           <w:tcPr>
             <w:tcW w:w="3000" w:type="dxa"/>
@@ -7390,12 +7084,6 @@
         </w:tc>
       </w:tr>
       <w:tr>
-        <w:tblPrEx>
-          <w:tblCellMar>
-            <w:top w:w="0" w:type="dxa"/>
-            <w:bottom w:w="0" w:type="dxa"/>
-          </w:tblCellMar>
-        </w:tblPrEx>
         <w:tc>
           <w:tcPr>
             <w:tcW w:w="3000" w:type="dxa"/>
@@ -7494,12 +7182,6 @@
         </w:tc>
       </w:tr>
       <w:tr>
-        <w:tblPrEx>
-          <w:tblCellMar>
-            <w:top w:w="0" w:type="dxa"/>
-            <w:bottom w:w="0" w:type="dxa"/>
-          </w:tblCellMar>
-        </w:tblPrEx>
         <w:tc>
           <w:tcPr>
             <w:tcW w:w="3000" w:type="dxa"/>
@@ -7665,12 +7347,6 @@
         <w:gridCol w:w="6960"/>
       </w:tblGrid>
       <w:tr>
-        <w:tblPrEx>
-          <w:tblCellMar>
-            <w:top w:w="0" w:type="dxa"/>
-            <w:bottom w:w="0" w:type="dxa"/>
-          </w:tblCellMar>
-        </w:tblPrEx>
         <w:trPr>
           <w:tblHeader/>
         </w:trPr>
@@ -7730,12 +7406,6 @@
         </w:tc>
       </w:tr>
       <w:tr>
-        <w:tblPrEx>
-          <w:tblCellMar>
-            <w:top w:w="0" w:type="dxa"/>
-            <w:bottom w:w="0" w:type="dxa"/>
-          </w:tblCellMar>
-        </w:tblPrEx>
         <w:tc>
           <w:tcPr>
             <w:tcW w:w="2400" w:type="dxa"/>
@@ -7786,12 +7456,6 @@
         </w:tc>
       </w:tr>
       <w:tr>
-        <w:tblPrEx>
-          <w:tblCellMar>
-            <w:top w:w="0" w:type="dxa"/>
-            <w:bottom w:w="0" w:type="dxa"/>
-          </w:tblCellMar>
-        </w:tblPrEx>
         <w:tc>
           <w:tcPr>
             <w:tcW w:w="2400" w:type="dxa"/>
@@ -7842,12 +7506,6 @@
         </w:tc>
       </w:tr>
       <w:tr>
-        <w:tblPrEx>
-          <w:tblCellMar>
-            <w:top w:w="0" w:type="dxa"/>
-            <w:bottom w:w="0" w:type="dxa"/>
-          </w:tblCellMar>
-        </w:tblPrEx>
         <w:tc>
           <w:tcPr>
             <w:tcW w:w="2400" w:type="dxa"/>
@@ -7898,12 +7556,6 @@
         </w:tc>
       </w:tr>
       <w:tr>
-        <w:tblPrEx>
-          <w:tblCellMar>
-            <w:top w:w="0" w:type="dxa"/>
-            <w:bottom w:w="0" w:type="dxa"/>
-          </w:tblCellMar>
-        </w:tblPrEx>
         <w:tc>
           <w:tcPr>
             <w:tcW w:w="2400" w:type="dxa"/>
@@ -7954,12 +7606,6 @@
         </w:tc>
       </w:tr>
       <w:tr>
-        <w:tblPrEx>
-          <w:tblCellMar>
-            <w:top w:w="0" w:type="dxa"/>
-            <w:bottom w:w="0" w:type="dxa"/>
-          </w:tblCellMar>
-        </w:tblPrEx>
         <w:tc>
           <w:tcPr>
             <w:tcW w:w="2400" w:type="dxa"/>
@@ -8004,7 +7650,7 @@
                 <w:sz w:val="19"/>
                 <w:szCs w:val="19"/>
               </w:rPr>
-              <w:t>Ambiente de pruebas del proveedor tecnológico de facturación electrónica y de la pasarela de pagos, sin costo en esta etapa.</w:t>
+              <w:t>Ambiente de pruebas del proveedor tecnológico de facturación electrónica, sin costo en esta etapa.</w:t>
             </w:r>
           </w:p>
         </w:tc>
@@ -8079,12 +7725,6 @@
         <w:gridCol w:w="2000"/>
       </w:tblGrid>
       <w:tr>
-        <w:tblPrEx>
-          <w:tblCellMar>
-            <w:top w:w="0" w:type="dxa"/>
-            <w:bottom w:w="0" w:type="dxa"/>
-          </w:tblCellMar>
-        </w:tblPrEx>
         <w:trPr>
           <w:tblHeader/>
         </w:trPr>
@@ -8171,12 +7811,6 @@
         </w:tc>
       </w:tr>
       <w:tr>
-        <w:tblPrEx>
-          <w:tblCellMar>
-            <w:top w:w="0" w:type="dxa"/>
-            <w:bottom w:w="0" w:type="dxa"/>
-          </w:tblCellMar>
-        </w:tblPrEx>
         <w:tc>
           <w:tcPr>
             <w:tcW w:w="4360" w:type="dxa"/>
@@ -8251,12 +7885,6 @@
         </w:tc>
       </w:tr>
       <w:tr>
-        <w:tblPrEx>
-          <w:tblCellMar>
-            <w:top w:w="0" w:type="dxa"/>
-            <w:bottom w:w="0" w:type="dxa"/>
-          </w:tblCellMar>
-        </w:tblPrEx>
         <w:tc>
           <w:tcPr>
             <w:tcW w:w="4360" w:type="dxa"/>
@@ -8331,12 +7959,6 @@
         </w:tc>
       </w:tr>
       <w:tr>
-        <w:tblPrEx>
-          <w:tblCellMar>
-            <w:top w:w="0" w:type="dxa"/>
-            <w:bottom w:w="0" w:type="dxa"/>
-          </w:tblCellMar>
-        </w:tblPrEx>
         <w:tc>
           <w:tcPr>
             <w:tcW w:w="4360" w:type="dxa"/>
@@ -8411,12 +8033,6 @@
         </w:tc>
       </w:tr>
       <w:tr>
-        <w:tblPrEx>
-          <w:tblCellMar>
-            <w:top w:w="0" w:type="dxa"/>
-            <w:bottom w:w="0" w:type="dxa"/>
-          </w:tblCellMar>
-        </w:tblPrEx>
         <w:tc>
           <w:tcPr>
             <w:tcW w:w="4360" w:type="dxa"/>
@@ -8491,12 +8107,6 @@
         </w:tc>
       </w:tr>
       <w:tr>
-        <w:tblPrEx>
-          <w:tblCellMar>
-            <w:top w:w="0" w:type="dxa"/>
-            <w:bottom w:w="0" w:type="dxa"/>
-          </w:tblCellMar>
-        </w:tblPrEx>
         <w:tc>
           <w:tcPr>
             <w:tcW w:w="4360" w:type="dxa"/>
@@ -8568,12 +8178,6 @@
         </w:tc>
       </w:tr>
       <w:tr>
-        <w:tblPrEx>
-          <w:tblCellMar>
-            <w:top w:w="0" w:type="dxa"/>
-            <w:bottom w:w="0" w:type="dxa"/>
-          </w:tblCellMar>
-        </w:tblPrEx>
         <w:tc>
           <w:tcPr>
             <w:tcW w:w="4360" w:type="dxa"/>
@@ -8648,12 +8252,6 @@
         </w:tc>
       </w:tr>
       <w:tr>
-        <w:tblPrEx>
-          <w:tblCellMar>
-            <w:top w:w="0" w:type="dxa"/>
-            <w:bottom w:w="0" w:type="dxa"/>
-          </w:tblCellMar>
-        </w:tblPrEx>
         <w:tc>
           <w:tcPr>
             <w:tcW w:w="4360" w:type="dxa"/>

--- a/docs/gestion/INVENTRA_Propuesta_Tecnica_Economica.docx
+++ b/docs/gestion/INVENTRA_Propuesta_Tecnica_Economica.docx
@@ -885,7 +885,7 @@
             <w:sz w:val="20"/>
             <w:szCs w:val="20"/>
           </w:rPr>
-          <w:t>4.2 Cronograma general</w:t>
+          <w:t>4.2 Hitos de la etapa productiva</w:t>
         </w:r>
       </w:hyperlink>
       <w:r>
@@ -1458,7 +1458,10 @@
         <w:jc w:val="both"/>
       </w:pPr>
       <w:r>
-        <w:t>Desarrollar, probar y desplegar la aplicación web INVENTRA, con su versión móvil, de acuerdo con los cuarenta y ocho requisitos funcionales y los ocho requisitos no funcionales establecidos en la especificación de requisitos de software, y entregar la documentación técnica y de usuario que acompaña al producto.</w:t>
+        <w:t>Desarrollar, probar y desplegar la aplicación web INVENTRA, con su versión móvil, de acuerdo con los cuarenta y ocho requisitos funcionales y los ocho requisitos no funcionales establecidos en la especificación de requisitos de software, y entregar la documentación técnica y de usuario que acompaña al producto</w:t>
+      </w:r>
+      <w:r>
+        <w:t>.</w:t>
       </w:r>
     </w:p>
     <w:p>
@@ -2653,7 +2656,10 @@
         <w:jc w:val="both"/>
       </w:pPr>
       <w:r>
-        <w:t>La aplicación se construye bajo una arquitectura cliente–servidor con separación por capas. El cliente es una aplicación web de página única que consume una interfaz de programación de tipo REST; el servidor concentra la lógica de negocio, las reglas del dominio y el acceso a la base de datos. La organización interna separa la capa de presentación y servicios, la capa de aplicación con los casos de uso, la capa de dominio con las entidades y reglas —incluida la valoración por lotes— y la capa de infraestructura encargada de la persistencia y de los servicios externos.</w:t>
+        <w:t>La aplicación se construye bajo una arquitectura cliente–servidor con separación por capas. El cliente es una aplicación web de página única que consume una interfaz de programación de tipo REST; el servidor concentra la lógica de negocio, las reglas del dominio y el acceso a la base de datos. La organización interna separa la capa de presentación y servicios, la capa de aplicación con los casos de uso, la capa de dominio con las entidades y reglas —incluida la valoración por lotes— y la capa de infraestructura encargada de la persistencia y de los servicios externos</w:t>
+      </w:r>
+      <w:r>
+        <w:t>.</w:t>
       </w:r>
     </w:p>
     <w:p>
@@ -3669,7 +3675,7 @@
         <w:jc w:val="both"/>
       </w:pPr>
       <w:r>
-        <w:t>El trabajo se distribuye en ocho sprints de dos semanas: uno de análisis y diseño, seis de construcción organizados por módulo según su dependencia, y uno final de estabilización, despliegue y entrega. El orden de los módulos respeta las dependencias establecidas en el análisis: la seguridad y las suscripciones sostienen el resto de la aplicación, el inventario precede a las ventas, y los reportes se apoyan en ambos.</w:t>
+        <w:t>El trabajo se organiza en seis sprints con fechas de calendario. La etapa productiva inició el 14 de mayo de 2026 y la entrega del componente técnico está fijada para el 30 de noviembre de 2026. Dentro de ese plazo se construyen los módulos SEG, SUS, INV y VEN, que son los que sostienen la operación diaria de una licorera: entrar al sistema, administrar la suscripción, controlar las existencias y vender. Los módulos REP, SED, FAC y AUD quedan especificados, diseñados y modelados, y su construcción continúa después de la entrega.</w:t>
       </w:r>
     </w:p>
     <w:tbl>
@@ -3691,11 +3697,10 @@
         <w:tblLook w:val="04A0" w:firstRow="1" w:lastRow="0" w:firstColumn="1" w:lastColumn="0" w:noHBand="0" w:noVBand="1"/>
       </w:tblPr>
       <w:tblGrid>
-        <w:gridCol w:w="900"/>
-        <w:gridCol w:w="4700"/>
-        <w:gridCol w:w="1150"/>
-        <w:gridCol w:w="950"/>
-        <w:gridCol w:w="1660"/>
+        <w:gridCol w:w="1750"/>
+        <w:gridCol w:w="1700"/>
+        <w:gridCol w:w="4610"/>
+        <w:gridCol w:w="1300"/>
       </w:tblGrid>
       <w:tr>
         <w:trPr>
@@ -3703,7 +3708,7 @@
         </w:trPr>
         <w:tc>
           <w:tcPr>
-            <w:tcW w:w="900" w:type="dxa"/>
+            <w:tcW w:w="1750" w:type="dxa"/>
             <w:shd w:val="clear" w:color="auto" w:fill="1F3864"/>
             <w:tcMar>
               <w:top w:w="40" w:type="dxa"/>
@@ -3730,7 +3735,7 @@
         </w:tc>
         <w:tc>
           <w:tcPr>
-            <w:tcW w:w="4700" w:type="dxa"/>
+            <w:tcW w:w="1700" w:type="dxa"/>
             <w:shd w:val="clear" w:color="auto" w:fill="1F3864"/>
             <w:tcMar>
               <w:top w:w="40" w:type="dxa"/>
@@ -3751,13 +3756,13 @@
                 <w:sz w:val="19"/>
                 <w:szCs w:val="19"/>
               </w:rPr>
-              <w:t>Contenido</w:t>
-            </w:r>
-          </w:p>
-        </w:tc>
-        <w:tc>
-          <w:tcPr>
-            <w:tcW w:w="1150" w:type="dxa"/>
+              <w:t>Fechas</w:t>
+            </w:r>
+          </w:p>
+        </w:tc>
+        <w:tc>
+          <w:tcPr>
+            <w:tcW w:w="4610" w:type="dxa"/>
             <w:shd w:val="clear" w:color="auto" w:fill="1F3864"/>
             <w:tcMar>
               <w:top w:w="40" w:type="dxa"/>
@@ -3778,13 +3783,13 @@
                 <w:sz w:val="19"/>
                 <w:szCs w:val="19"/>
               </w:rPr>
-              <w:t>Historias</w:t>
-            </w:r>
-          </w:p>
-        </w:tc>
-        <w:tc>
-          <w:tcPr>
-            <w:tcW w:w="950" w:type="dxa"/>
+              <w:t>Contenido</w:t>
+            </w:r>
+          </w:p>
+        </w:tc>
+        <w:tc>
+          <w:tcPr>
+            <w:tcW w:w="1300" w:type="dxa"/>
             <w:shd w:val="clear" w:color="auto" w:fill="1F3864"/>
             <w:tcMar>
               <w:top w:w="40" w:type="dxa"/>
@@ -3805,34 +3810,7 @@
                 <w:sz w:val="19"/>
                 <w:szCs w:val="19"/>
               </w:rPr>
-              <w:t>Puntos</w:t>
-            </w:r>
-          </w:p>
-        </w:tc>
-        <w:tc>
-          <w:tcPr>
-            <w:tcW w:w="1660" w:type="dxa"/>
-            <w:shd w:val="clear" w:color="auto" w:fill="1F3864"/>
-            <w:tcMar>
-              <w:top w:w="40" w:type="dxa"/>
-              <w:left w:w="70" w:type="dxa"/>
-              <w:bottom w:w="40" w:type="dxa"/>
-              <w:right w:w="70" w:type="dxa"/>
-            </w:tcMar>
-          </w:tcPr>
-          <w:p>
-            <w:pPr>
-              <w:spacing w:line="236" w:lineRule="auto"/>
-            </w:pPr>
-            <w:r>
-              <w:rPr>
-                <w:b/>
-                <w:bCs/>
-                <w:color w:val="FFFFFF"/>
-                <w:sz w:val="19"/>
-                <w:szCs w:val="19"/>
-              </w:rPr>
-              <w:t>Duración</w:t>
+              <w:t>Estado</w:t>
             </w:r>
           </w:p>
         </w:tc>
@@ -3840,121 +3818,97 @@
       <w:tr>
         <w:tc>
           <w:tcPr>
-            <w:tcW w:w="900" w:type="dxa"/>
-            <w:shd w:val="clear" w:color="auto" w:fill="FFFFFF"/>
-            <w:tcMar>
-              <w:top w:w="40" w:type="dxa"/>
-              <w:left w:w="70" w:type="dxa"/>
-              <w:bottom w:w="40" w:type="dxa"/>
-              <w:right w:w="70" w:type="dxa"/>
-            </w:tcMar>
-          </w:tcPr>
-          <w:p>
-            <w:pPr>
-              <w:spacing w:line="236" w:lineRule="auto"/>
-            </w:pPr>
-            <w:r>
-              <w:rPr>
-                <w:sz w:val="19"/>
-                <w:szCs w:val="19"/>
-              </w:rPr>
-              <w:t>0</w:t>
-            </w:r>
-          </w:p>
-        </w:tc>
-        <w:tc>
-          <w:tcPr>
-            <w:tcW w:w="4700" w:type="dxa"/>
-            <w:shd w:val="clear" w:color="auto" w:fill="FFFFFF"/>
-            <w:tcMar>
-              <w:top w:w="40" w:type="dxa"/>
-              <w:left w:w="70" w:type="dxa"/>
-              <w:bottom w:w="40" w:type="dxa"/>
-              <w:right w:w="70" w:type="dxa"/>
-            </w:tcMar>
-          </w:tcPr>
-          <w:p>
-            <w:pPr>
-              <w:spacing w:line="236" w:lineRule="auto"/>
-            </w:pPr>
-            <w:r>
-              <w:rPr>
-                <w:sz w:val="19"/>
-                <w:szCs w:val="19"/>
-              </w:rPr>
-              <w:t>Análisis y diseño: requisitos, modelo de datos, UML, prototipo, documento de diseño y manual de marca.</w:t>
-            </w:r>
-          </w:p>
-        </w:tc>
-        <w:tc>
-          <w:tcPr>
-            <w:tcW w:w="1150" w:type="dxa"/>
-            <w:shd w:val="clear" w:color="auto" w:fill="FFFFFF"/>
-            <w:tcMar>
-              <w:top w:w="40" w:type="dxa"/>
-              <w:left w:w="70" w:type="dxa"/>
-              <w:bottom w:w="40" w:type="dxa"/>
-              <w:right w:w="70" w:type="dxa"/>
-            </w:tcMar>
-          </w:tcPr>
-          <w:p>
-            <w:pPr>
-              <w:spacing w:line="236" w:lineRule="auto"/>
-            </w:pPr>
-            <w:r>
-              <w:rPr>
-                <w:sz w:val="19"/>
-                <w:szCs w:val="19"/>
-              </w:rPr>
-              <w:t>—</w:t>
-            </w:r>
-          </w:p>
-        </w:tc>
-        <w:tc>
-          <w:tcPr>
-            <w:tcW w:w="950" w:type="dxa"/>
-            <w:shd w:val="clear" w:color="auto" w:fill="FFFFFF"/>
-            <w:tcMar>
-              <w:top w:w="40" w:type="dxa"/>
-              <w:left w:w="70" w:type="dxa"/>
-              <w:bottom w:w="40" w:type="dxa"/>
-              <w:right w:w="70" w:type="dxa"/>
-            </w:tcMar>
-          </w:tcPr>
-          <w:p>
-            <w:pPr>
-              <w:spacing w:line="236" w:lineRule="auto"/>
-            </w:pPr>
-            <w:r>
-              <w:rPr>
-                <w:sz w:val="19"/>
-                <w:szCs w:val="19"/>
-              </w:rPr>
-              <w:t>—</w:t>
-            </w:r>
-          </w:p>
-        </w:tc>
-        <w:tc>
-          <w:tcPr>
-            <w:tcW w:w="1660" w:type="dxa"/>
-            <w:shd w:val="clear" w:color="auto" w:fill="FFFFFF"/>
-            <w:tcMar>
-              <w:top w:w="40" w:type="dxa"/>
-              <w:left w:w="70" w:type="dxa"/>
-              <w:bottom w:w="40" w:type="dxa"/>
-              <w:right w:w="70" w:type="dxa"/>
-            </w:tcMar>
-          </w:tcPr>
-          <w:p>
-            <w:pPr>
-              <w:spacing w:line="236" w:lineRule="auto"/>
-            </w:pPr>
-            <w:r>
-              <w:rPr>
-                <w:sz w:val="19"/>
-                <w:szCs w:val="19"/>
-              </w:rPr>
-              <w:t>2 semanas</w:t>
+            <w:tcW w:w="1750" w:type="dxa"/>
+            <w:shd w:val="clear" w:color="auto" w:fill="FFFFFF"/>
+            <w:tcMar>
+              <w:top w:w="40" w:type="dxa"/>
+              <w:left w:w="70" w:type="dxa"/>
+              <w:bottom w:w="40" w:type="dxa"/>
+              <w:right w:w="70" w:type="dxa"/>
+            </w:tcMar>
+          </w:tcPr>
+          <w:p>
+            <w:pPr>
+              <w:spacing w:line="236" w:lineRule="auto"/>
+            </w:pPr>
+            <w:r>
+              <w:rPr>
+                <w:sz w:val="19"/>
+                <w:szCs w:val="19"/>
+              </w:rPr>
+              <w:t>0 · Análisis y diseño</w:t>
+            </w:r>
+          </w:p>
+        </w:tc>
+        <w:tc>
+          <w:tcPr>
+            <w:tcW w:w="1700" w:type="dxa"/>
+            <w:shd w:val="clear" w:color="auto" w:fill="FFFFFF"/>
+            <w:tcMar>
+              <w:top w:w="40" w:type="dxa"/>
+              <w:left w:w="70" w:type="dxa"/>
+              <w:bottom w:w="40" w:type="dxa"/>
+              <w:right w:w="70" w:type="dxa"/>
+            </w:tcMar>
+          </w:tcPr>
+          <w:p>
+            <w:pPr>
+              <w:spacing w:line="236" w:lineRule="auto"/>
+            </w:pPr>
+            <w:r>
+              <w:rPr>
+                <w:sz w:val="19"/>
+                <w:szCs w:val="19"/>
+              </w:rPr>
+              <w:t>14 jul – 12 sep 2026</w:t>
+            </w:r>
+          </w:p>
+        </w:tc>
+        <w:tc>
+          <w:tcPr>
+            <w:tcW w:w="4610" w:type="dxa"/>
+            <w:shd w:val="clear" w:color="auto" w:fill="FFFFFF"/>
+            <w:tcMar>
+              <w:top w:w="40" w:type="dxa"/>
+              <w:left w:w="70" w:type="dxa"/>
+              <w:bottom w:w="40" w:type="dxa"/>
+              <w:right w:w="70" w:type="dxa"/>
+            </w:tcMar>
+          </w:tcPr>
+          <w:p>
+            <w:pPr>
+              <w:spacing w:line="236" w:lineRule="auto"/>
+            </w:pPr>
+            <w:r>
+              <w:rPr>
+                <w:sz w:val="19"/>
+                <w:szCs w:val="19"/>
+              </w:rPr>
+              <w:t>Especificación de requisitos, análisis y diseño en UML, modelo de datos y diccionario, prototipo de interfaz, documento técnico de diseño, manual de marca, historias de usuario y propuesta técnica y económica.</w:t>
+            </w:r>
+          </w:p>
+        </w:tc>
+        <w:tc>
+          <w:tcPr>
+            <w:tcW w:w="1300" w:type="dxa"/>
+            <w:shd w:val="clear" w:color="auto" w:fill="FFFFFF"/>
+            <w:tcMar>
+              <w:top w:w="40" w:type="dxa"/>
+              <w:left w:w="70" w:type="dxa"/>
+              <w:bottom w:w="40" w:type="dxa"/>
+              <w:right w:w="70" w:type="dxa"/>
+            </w:tcMar>
+          </w:tcPr>
+          <w:p>
+            <w:pPr>
+              <w:spacing w:line="236" w:lineRule="auto"/>
+            </w:pPr>
+            <w:r>
+              <w:rPr>
+                <w:sz w:val="19"/>
+                <w:szCs w:val="19"/>
+              </w:rPr>
+              <w:t>Terminado</w:t>
             </w:r>
           </w:p>
         </w:tc>
@@ -3962,7 +3916,7 @@
       <w:tr>
         <w:tc>
           <w:tcPr>
-            <w:tcW w:w="900" w:type="dxa"/>
+            <w:tcW w:w="1750" w:type="dxa"/>
             <w:shd w:val="clear" w:color="auto" w:fill="F2F2F2"/>
             <w:tcMar>
               <w:top w:w="40" w:type="dxa"/>
@@ -3980,13 +3934,13 @@
                 <w:sz w:val="19"/>
                 <w:szCs w:val="19"/>
               </w:rPr>
-              <w:t>1</w:t>
-            </w:r>
-          </w:p>
-        </w:tc>
-        <w:tc>
-          <w:tcPr>
-            <w:tcW w:w="4700" w:type="dxa"/>
+              <w:t>1 · SEG — Seguridad</w:t>
+            </w:r>
+          </w:p>
+        </w:tc>
+        <w:tc>
+          <w:tcPr>
+            <w:tcW w:w="1700" w:type="dxa"/>
             <w:shd w:val="clear" w:color="auto" w:fill="F2F2F2"/>
             <w:tcMar>
               <w:top w:w="40" w:type="dxa"/>
@@ -4004,13 +3958,13 @@
                 <w:sz w:val="19"/>
                 <w:szCs w:val="19"/>
               </w:rPr>
-              <w:t>SEG y SUS: seguridad, gestión de usuarios, registro de licoreras y control de planes.</w:t>
-            </w:r>
-          </w:p>
-        </w:tc>
-        <w:tc>
-          <w:tcPr>
-            <w:tcW w:w="1150" w:type="dxa"/>
+              <w:t>15 – 23 sep 2026</w:t>
+            </w:r>
+          </w:p>
+        </w:tc>
+        <w:tc>
+          <w:tcPr>
+            <w:tcW w:w="4610" w:type="dxa"/>
             <w:shd w:val="clear" w:color="auto" w:fill="F2F2F2"/>
             <w:tcMar>
               <w:top w:w="40" w:type="dxa"/>
@@ -4028,13 +3982,13 @@
                 <w:sz w:val="19"/>
                 <w:szCs w:val="19"/>
               </w:rPr>
-              <w:t>12</w:t>
-            </w:r>
-          </w:p>
-        </w:tc>
-        <w:tc>
-          <w:tcPr>
-            <w:tcW w:w="950" w:type="dxa"/>
+              <w:t>Registro de la licorera, autenticación, roles, gestión de usuarios, recuperación de contraseña, perfil y manual de usuario del módulo.</w:t>
+            </w:r>
+          </w:p>
+        </w:tc>
+        <w:tc>
+          <w:tcPr>
+            <w:tcW w:w="1300" w:type="dxa"/>
             <w:shd w:val="clear" w:color="auto" w:fill="F2F2F2"/>
             <w:tcMar>
               <w:top w:w="40" w:type="dxa"/>
@@ -4052,31 +4006,7 @@
                 <w:sz w:val="19"/>
                 <w:szCs w:val="19"/>
               </w:rPr>
-              <w:t>39</w:t>
-            </w:r>
-          </w:p>
-        </w:tc>
-        <w:tc>
-          <w:tcPr>
-            <w:tcW w:w="1660" w:type="dxa"/>
-            <w:shd w:val="clear" w:color="auto" w:fill="F2F2F2"/>
-            <w:tcMar>
-              <w:top w:w="40" w:type="dxa"/>
-              <w:left w:w="70" w:type="dxa"/>
-              <w:bottom w:w="40" w:type="dxa"/>
-              <w:right w:w="70" w:type="dxa"/>
-            </w:tcMar>
-          </w:tcPr>
-          <w:p>
-            <w:pPr>
-              <w:spacing w:line="236" w:lineRule="auto"/>
-            </w:pPr>
-            <w:r>
-              <w:rPr>
-                <w:sz w:val="19"/>
-                <w:szCs w:val="19"/>
-              </w:rPr>
-              <w:t>2 semanas</w:t>
+              <w:t>Terminado</w:t>
             </w:r>
           </w:p>
         </w:tc>
@@ -4084,121 +4014,97 @@
       <w:tr>
         <w:tc>
           <w:tcPr>
-            <w:tcW w:w="900" w:type="dxa"/>
-            <w:shd w:val="clear" w:color="auto" w:fill="FFFFFF"/>
-            <w:tcMar>
-              <w:top w:w="40" w:type="dxa"/>
-              <w:left w:w="70" w:type="dxa"/>
-              <w:bottom w:w="40" w:type="dxa"/>
-              <w:right w:w="70" w:type="dxa"/>
-            </w:tcMar>
-          </w:tcPr>
-          <w:p>
-            <w:pPr>
-              <w:spacing w:line="236" w:lineRule="auto"/>
-            </w:pPr>
-            <w:r>
-              <w:rPr>
-                <w:sz w:val="19"/>
-                <w:szCs w:val="19"/>
-              </w:rPr>
-              <w:t>2</w:t>
-            </w:r>
-          </w:p>
-        </w:tc>
-        <w:tc>
-          <w:tcPr>
-            <w:tcW w:w="4700" w:type="dxa"/>
-            <w:shd w:val="clear" w:color="auto" w:fill="FFFFFF"/>
-            <w:tcMar>
-              <w:top w:w="40" w:type="dxa"/>
-              <w:left w:w="70" w:type="dxa"/>
-              <w:bottom w:w="40" w:type="dxa"/>
-              <w:right w:w="70" w:type="dxa"/>
-            </w:tcMar>
-          </w:tcPr>
-          <w:p>
-            <w:pPr>
-              <w:spacing w:line="236" w:lineRule="auto"/>
-            </w:pPr>
-            <w:r>
-              <w:rPr>
-                <w:sz w:val="19"/>
-                <w:szCs w:val="19"/>
-              </w:rPr>
-              <w:t>INV: catálogo, entradas por lote, valoración PEPS, kardex y alertas.</w:t>
-            </w:r>
-          </w:p>
-        </w:tc>
-        <w:tc>
-          <w:tcPr>
-            <w:tcW w:w="1150" w:type="dxa"/>
-            <w:shd w:val="clear" w:color="auto" w:fill="FFFFFF"/>
-            <w:tcMar>
-              <w:top w:w="40" w:type="dxa"/>
-              <w:left w:w="70" w:type="dxa"/>
-              <w:bottom w:w="40" w:type="dxa"/>
-              <w:right w:w="70" w:type="dxa"/>
-            </w:tcMar>
-          </w:tcPr>
-          <w:p>
-            <w:pPr>
-              <w:spacing w:line="236" w:lineRule="auto"/>
-            </w:pPr>
-            <w:r>
-              <w:rPr>
-                <w:sz w:val="19"/>
-                <w:szCs w:val="19"/>
-              </w:rPr>
-              <w:t>11</w:t>
-            </w:r>
-          </w:p>
-        </w:tc>
-        <w:tc>
-          <w:tcPr>
-            <w:tcW w:w="950" w:type="dxa"/>
-            <w:shd w:val="clear" w:color="auto" w:fill="FFFFFF"/>
-            <w:tcMar>
-              <w:top w:w="40" w:type="dxa"/>
-              <w:left w:w="70" w:type="dxa"/>
-              <w:bottom w:w="40" w:type="dxa"/>
-              <w:right w:w="70" w:type="dxa"/>
-            </w:tcMar>
-          </w:tcPr>
-          <w:p>
-            <w:pPr>
-              <w:spacing w:line="236" w:lineRule="auto"/>
-            </w:pPr>
-            <w:r>
-              <w:rPr>
-                <w:sz w:val="19"/>
-                <w:szCs w:val="19"/>
-              </w:rPr>
-              <w:t>40</w:t>
-            </w:r>
-          </w:p>
-        </w:tc>
-        <w:tc>
-          <w:tcPr>
-            <w:tcW w:w="1660" w:type="dxa"/>
-            <w:shd w:val="clear" w:color="auto" w:fill="FFFFFF"/>
-            <w:tcMar>
-              <w:top w:w="40" w:type="dxa"/>
-              <w:left w:w="70" w:type="dxa"/>
-              <w:bottom w:w="40" w:type="dxa"/>
-              <w:right w:w="70" w:type="dxa"/>
-            </w:tcMar>
-          </w:tcPr>
-          <w:p>
-            <w:pPr>
-              <w:spacing w:line="236" w:lineRule="auto"/>
-            </w:pPr>
-            <w:r>
-              <w:rPr>
-                <w:sz w:val="19"/>
-                <w:szCs w:val="19"/>
-              </w:rPr>
-              <w:t>2 semanas</w:t>
+            <w:tcW w:w="1750" w:type="dxa"/>
+            <w:shd w:val="clear" w:color="auto" w:fill="FFFFFF"/>
+            <w:tcMar>
+              <w:top w:w="40" w:type="dxa"/>
+              <w:left w:w="70" w:type="dxa"/>
+              <w:bottom w:w="40" w:type="dxa"/>
+              <w:right w:w="70" w:type="dxa"/>
+            </w:tcMar>
+          </w:tcPr>
+          <w:p>
+            <w:pPr>
+              <w:spacing w:line="236" w:lineRule="auto"/>
+            </w:pPr>
+            <w:r>
+              <w:rPr>
+                <w:sz w:val="19"/>
+                <w:szCs w:val="19"/>
+              </w:rPr>
+              <w:t>2 · SUS — Suscripciones</w:t>
+            </w:r>
+          </w:p>
+        </w:tc>
+        <w:tc>
+          <w:tcPr>
+            <w:tcW w:w="1700" w:type="dxa"/>
+            <w:shd w:val="clear" w:color="auto" w:fill="FFFFFF"/>
+            <w:tcMar>
+              <w:top w:w="40" w:type="dxa"/>
+              <w:left w:w="70" w:type="dxa"/>
+              <w:bottom w:w="40" w:type="dxa"/>
+              <w:right w:w="70" w:type="dxa"/>
+            </w:tcMar>
+          </w:tcPr>
+          <w:p>
+            <w:pPr>
+              <w:spacing w:line="236" w:lineRule="auto"/>
+            </w:pPr>
+            <w:r>
+              <w:rPr>
+                <w:sz w:val="19"/>
+                <w:szCs w:val="19"/>
+              </w:rPr>
+              <w:t>25 sep – 10 oct 2026</w:t>
+            </w:r>
+          </w:p>
+        </w:tc>
+        <w:tc>
+          <w:tcPr>
+            <w:tcW w:w="4610" w:type="dxa"/>
+            <w:shd w:val="clear" w:color="auto" w:fill="FFFFFF"/>
+            <w:tcMar>
+              <w:top w:w="40" w:type="dxa"/>
+              <w:left w:w="70" w:type="dxa"/>
+              <w:bottom w:w="40" w:type="dxa"/>
+              <w:right w:w="70" w:type="dxa"/>
+            </w:tcMar>
+          </w:tcPr>
+          <w:p>
+            <w:pPr>
+              <w:spacing w:line="236" w:lineRule="auto"/>
+            </w:pPr>
+            <w:r>
+              <w:rPr>
+                <w:sz w:val="19"/>
+                <w:szCs w:val="19"/>
+              </w:rPr>
+              <w:t>Planes Básico y Pro, período de prueba, estados de la suscripción y límites por plan.</w:t>
+            </w:r>
+          </w:p>
+        </w:tc>
+        <w:tc>
+          <w:tcPr>
+            <w:tcW w:w="1300" w:type="dxa"/>
+            <w:shd w:val="clear" w:color="auto" w:fill="FFFFFF"/>
+            <w:tcMar>
+              <w:top w:w="40" w:type="dxa"/>
+              <w:left w:w="70" w:type="dxa"/>
+              <w:bottom w:w="40" w:type="dxa"/>
+              <w:right w:w="70" w:type="dxa"/>
+            </w:tcMar>
+          </w:tcPr>
+          <w:p>
+            <w:pPr>
+              <w:spacing w:line="236" w:lineRule="auto"/>
+            </w:pPr>
+            <w:r>
+              <w:rPr>
+                <w:sz w:val="19"/>
+                <w:szCs w:val="19"/>
+              </w:rPr>
+              <w:t>En curso</w:t>
             </w:r>
           </w:p>
         </w:tc>
@@ -4206,7 +4112,7 @@
       <w:tr>
         <w:tc>
           <w:tcPr>
-            <w:tcW w:w="900" w:type="dxa"/>
+            <w:tcW w:w="1750" w:type="dxa"/>
             <w:shd w:val="clear" w:color="auto" w:fill="F2F2F2"/>
             <w:tcMar>
               <w:top w:w="40" w:type="dxa"/>
@@ -4224,13 +4130,13 @@
                 <w:sz w:val="19"/>
                 <w:szCs w:val="19"/>
               </w:rPr>
-              <w:t>3</w:t>
-            </w:r>
-          </w:p>
-        </w:tc>
-        <w:tc>
-          <w:tcPr>
-            <w:tcW w:w="4700" w:type="dxa"/>
+              <w:t>3 · INV — Inventario</w:t>
+            </w:r>
+          </w:p>
+        </w:tc>
+        <w:tc>
+          <w:tcPr>
+            <w:tcW w:w="1700" w:type="dxa"/>
             <w:shd w:val="clear" w:color="auto" w:fill="F2F2F2"/>
             <w:tcMar>
               <w:top w:w="40" w:type="dxa"/>
@@ -4248,13 +4154,13 @@
                 <w:sz w:val="19"/>
                 <w:szCs w:val="19"/>
               </w:rPr>
-              <w:t>VEN: punto de venta, medios de pago, anulación y cierre de caja.</w:t>
-            </w:r>
-          </w:p>
-        </w:tc>
-        <w:tc>
-          <w:tcPr>
-            <w:tcW w:w="1150" w:type="dxa"/>
+              <w:t>13 – 31 oct 2026</w:t>
+            </w:r>
+          </w:p>
+        </w:tc>
+        <w:tc>
+          <w:tcPr>
+            <w:tcW w:w="4610" w:type="dxa"/>
             <w:shd w:val="clear" w:color="auto" w:fill="F2F2F2"/>
             <w:tcMar>
               <w:top w:w="40" w:type="dxa"/>
@@ -4272,13 +4178,13 @@
                 <w:sz w:val="19"/>
                 <w:szCs w:val="19"/>
               </w:rPr>
-              <w:t>6</w:t>
-            </w:r>
-          </w:p>
-        </w:tc>
-        <w:tc>
-          <w:tcPr>
-            <w:tcW w:w="950" w:type="dxa"/>
+              <w:t>Catálogo de productos, entradas por lote, valoración PEPS, kardex, ajustes y alertas de existencias.</w:t>
+            </w:r>
+          </w:p>
+        </w:tc>
+        <w:tc>
+          <w:tcPr>
+            <w:tcW w:w="1300" w:type="dxa"/>
             <w:shd w:val="clear" w:color="auto" w:fill="F2F2F2"/>
             <w:tcMar>
               <w:top w:w="40" w:type="dxa"/>
@@ -4296,31 +4202,7 @@
                 <w:sz w:val="19"/>
                 <w:szCs w:val="19"/>
               </w:rPr>
-              <w:t>24</w:t>
-            </w:r>
-          </w:p>
-        </w:tc>
-        <w:tc>
-          <w:tcPr>
-            <w:tcW w:w="1660" w:type="dxa"/>
-            <w:shd w:val="clear" w:color="auto" w:fill="F2F2F2"/>
-            <w:tcMar>
-              <w:top w:w="40" w:type="dxa"/>
-              <w:left w:w="70" w:type="dxa"/>
-              <w:bottom w:w="40" w:type="dxa"/>
-              <w:right w:w="70" w:type="dxa"/>
-            </w:tcMar>
-          </w:tcPr>
-          <w:p>
-            <w:pPr>
-              <w:spacing w:line="236" w:lineRule="auto"/>
-            </w:pPr>
-            <w:r>
-              <w:rPr>
-                <w:sz w:val="19"/>
-                <w:szCs w:val="19"/>
-              </w:rPr>
-              <w:t>2 semanas</w:t>
+              <w:t>Pendiente</w:t>
             </w:r>
           </w:p>
         </w:tc>
@@ -4328,121 +4210,97 @@
       <w:tr>
         <w:tc>
           <w:tcPr>
-            <w:tcW w:w="900" w:type="dxa"/>
-            <w:shd w:val="clear" w:color="auto" w:fill="FFFFFF"/>
-            <w:tcMar>
-              <w:top w:w="40" w:type="dxa"/>
-              <w:left w:w="70" w:type="dxa"/>
-              <w:bottom w:w="40" w:type="dxa"/>
-              <w:right w:w="70" w:type="dxa"/>
-            </w:tcMar>
-          </w:tcPr>
-          <w:p>
-            <w:pPr>
-              <w:spacing w:line="236" w:lineRule="auto"/>
-            </w:pPr>
-            <w:r>
-              <w:rPr>
-                <w:sz w:val="19"/>
-                <w:szCs w:val="19"/>
-              </w:rPr>
-              <w:t>4</w:t>
-            </w:r>
-          </w:p>
-        </w:tc>
-        <w:tc>
-          <w:tcPr>
-            <w:tcW w:w="4700" w:type="dxa"/>
-            <w:shd w:val="clear" w:color="auto" w:fill="FFFFFF"/>
-            <w:tcMar>
-              <w:top w:w="40" w:type="dxa"/>
-              <w:left w:w="70" w:type="dxa"/>
-              <w:bottom w:w="40" w:type="dxa"/>
-              <w:right w:w="70" w:type="dxa"/>
-            </w:tcMar>
-          </w:tcPr>
-          <w:p>
-            <w:pPr>
-              <w:spacing w:line="236" w:lineRule="auto"/>
-            </w:pPr>
-            <w:r>
-              <w:rPr>
-                <w:sz w:val="19"/>
-                <w:szCs w:val="19"/>
-              </w:rPr>
-              <w:t>REP: reportes de ventas, inventario valorizado, rotación, utilidad y exportación.</w:t>
-            </w:r>
-          </w:p>
-        </w:tc>
-        <w:tc>
-          <w:tcPr>
-            <w:tcW w:w="1150" w:type="dxa"/>
-            <w:shd w:val="clear" w:color="auto" w:fill="FFFFFF"/>
-            <w:tcMar>
-              <w:top w:w="40" w:type="dxa"/>
-              <w:left w:w="70" w:type="dxa"/>
-              <w:bottom w:w="40" w:type="dxa"/>
-              <w:right w:w="70" w:type="dxa"/>
-            </w:tcMar>
-          </w:tcPr>
-          <w:p>
-            <w:pPr>
-              <w:spacing w:line="236" w:lineRule="auto"/>
-            </w:pPr>
-            <w:r>
-              <w:rPr>
-                <w:sz w:val="19"/>
-                <w:szCs w:val="19"/>
-              </w:rPr>
-              <w:t>6</w:t>
-            </w:r>
-          </w:p>
-        </w:tc>
-        <w:tc>
-          <w:tcPr>
-            <w:tcW w:w="950" w:type="dxa"/>
-            <w:shd w:val="clear" w:color="auto" w:fill="FFFFFF"/>
-            <w:tcMar>
-              <w:top w:w="40" w:type="dxa"/>
-              <w:left w:w="70" w:type="dxa"/>
-              <w:bottom w:w="40" w:type="dxa"/>
-              <w:right w:w="70" w:type="dxa"/>
-            </w:tcMar>
-          </w:tcPr>
-          <w:p>
-            <w:pPr>
-              <w:spacing w:line="236" w:lineRule="auto"/>
-            </w:pPr>
-            <w:r>
-              <w:rPr>
-                <w:sz w:val="19"/>
-                <w:szCs w:val="19"/>
-              </w:rPr>
-              <w:t>19</w:t>
-            </w:r>
-          </w:p>
-        </w:tc>
-        <w:tc>
-          <w:tcPr>
-            <w:tcW w:w="1660" w:type="dxa"/>
-            <w:shd w:val="clear" w:color="auto" w:fill="FFFFFF"/>
-            <w:tcMar>
-              <w:top w:w="40" w:type="dxa"/>
-              <w:left w:w="70" w:type="dxa"/>
-              <w:bottom w:w="40" w:type="dxa"/>
-              <w:right w:w="70" w:type="dxa"/>
-            </w:tcMar>
-          </w:tcPr>
-          <w:p>
-            <w:pPr>
-              <w:spacing w:line="236" w:lineRule="auto"/>
-            </w:pPr>
-            <w:r>
-              <w:rPr>
-                <w:sz w:val="19"/>
-                <w:szCs w:val="19"/>
-              </w:rPr>
-              <w:t>2 semanas</w:t>
+            <w:tcW w:w="1750" w:type="dxa"/>
+            <w:shd w:val="clear" w:color="auto" w:fill="FFFFFF"/>
+            <w:tcMar>
+              <w:top w:w="40" w:type="dxa"/>
+              <w:left w:w="70" w:type="dxa"/>
+              <w:bottom w:w="40" w:type="dxa"/>
+              <w:right w:w="70" w:type="dxa"/>
+            </w:tcMar>
+          </w:tcPr>
+          <w:p>
+            <w:pPr>
+              <w:spacing w:line="236" w:lineRule="auto"/>
+            </w:pPr>
+            <w:r>
+              <w:rPr>
+                <w:sz w:val="19"/>
+                <w:szCs w:val="19"/>
+              </w:rPr>
+              <w:t>4 · VEN — Ventas</w:t>
+            </w:r>
+          </w:p>
+        </w:tc>
+        <w:tc>
+          <w:tcPr>
+            <w:tcW w:w="1700" w:type="dxa"/>
+            <w:shd w:val="clear" w:color="auto" w:fill="FFFFFF"/>
+            <w:tcMar>
+              <w:top w:w="40" w:type="dxa"/>
+              <w:left w:w="70" w:type="dxa"/>
+              <w:bottom w:w="40" w:type="dxa"/>
+              <w:right w:w="70" w:type="dxa"/>
+            </w:tcMar>
+          </w:tcPr>
+          <w:p>
+            <w:pPr>
+              <w:spacing w:line="236" w:lineRule="auto"/>
+            </w:pPr>
+            <w:r>
+              <w:rPr>
+                <w:sz w:val="19"/>
+                <w:szCs w:val="19"/>
+              </w:rPr>
+              <w:t>3 – 21 nov 2026</w:t>
+            </w:r>
+          </w:p>
+        </w:tc>
+        <w:tc>
+          <w:tcPr>
+            <w:tcW w:w="4610" w:type="dxa"/>
+            <w:shd w:val="clear" w:color="auto" w:fill="FFFFFF"/>
+            <w:tcMar>
+              <w:top w:w="40" w:type="dxa"/>
+              <w:left w:w="70" w:type="dxa"/>
+              <w:bottom w:w="40" w:type="dxa"/>
+              <w:right w:w="70" w:type="dxa"/>
+            </w:tcMar>
+          </w:tcPr>
+          <w:p>
+            <w:pPr>
+              <w:spacing w:line="236" w:lineRule="auto"/>
+            </w:pPr>
+            <w:r>
+              <w:rPr>
+                <w:sz w:val="19"/>
+                <w:szCs w:val="19"/>
+              </w:rPr>
+              <w:t>Punto de venta, medios de pago, comprobante, anulación con reversión de lotes y cierre diario de caja.</w:t>
+            </w:r>
+          </w:p>
+        </w:tc>
+        <w:tc>
+          <w:tcPr>
+            <w:tcW w:w="1300" w:type="dxa"/>
+            <w:shd w:val="clear" w:color="auto" w:fill="FFFFFF"/>
+            <w:tcMar>
+              <w:top w:w="40" w:type="dxa"/>
+              <w:left w:w="70" w:type="dxa"/>
+              <w:bottom w:w="40" w:type="dxa"/>
+              <w:right w:w="70" w:type="dxa"/>
+            </w:tcMar>
+          </w:tcPr>
+          <w:p>
+            <w:pPr>
+              <w:spacing w:line="236" w:lineRule="auto"/>
+            </w:pPr>
+            <w:r>
+              <w:rPr>
+                <w:sz w:val="19"/>
+                <w:szCs w:val="19"/>
+              </w:rPr>
+              <w:t>Pendiente</w:t>
             </w:r>
           </w:p>
         </w:tc>
@@ -4450,7 +4308,7 @@
       <w:tr>
         <w:tc>
           <w:tcPr>
-            <w:tcW w:w="900" w:type="dxa"/>
+            <w:tcW w:w="1750" w:type="dxa"/>
             <w:shd w:val="clear" w:color="auto" w:fill="F2F2F2"/>
             <w:tcMar>
               <w:top w:w="40" w:type="dxa"/>
@@ -4468,13 +4326,13 @@
                 <w:sz w:val="19"/>
                 <w:szCs w:val="19"/>
               </w:rPr>
-              <w:t>5</w:t>
-            </w:r>
-          </w:p>
-        </w:tc>
-        <w:tc>
-          <w:tcPr>
-            <w:tcW w:w="4700" w:type="dxa"/>
+              <w:t>5 · Cierre</w:t>
+            </w:r>
+          </w:p>
+        </w:tc>
+        <w:tc>
+          <w:tcPr>
+            <w:tcW w:w="1700" w:type="dxa"/>
             <w:shd w:val="clear" w:color="auto" w:fill="F2F2F2"/>
             <w:tcMar>
               <w:top w:w="40" w:type="dxa"/>
@@ -4492,13 +4350,13 @@
                 <w:sz w:val="19"/>
                 <w:szCs w:val="19"/>
               </w:rPr>
-              <w:t>SED: sedes, asignación de usuarios, inventario por sede y traslados.</w:t>
-            </w:r>
-          </w:p>
-        </w:tc>
-        <w:tc>
-          <w:tcPr>
-            <w:tcW w:w="1150" w:type="dxa"/>
+              <w:t>24 – 30 nov 2026</w:t>
+            </w:r>
+          </w:p>
+        </w:tc>
+        <w:tc>
+          <w:tcPr>
+            <w:tcW w:w="4610" w:type="dxa"/>
             <w:shd w:val="clear" w:color="auto" w:fill="F2F2F2"/>
             <w:tcMar>
               <w:top w:w="40" w:type="dxa"/>
@@ -4516,13 +4374,13 @@
                 <w:sz w:val="19"/>
                 <w:szCs w:val="19"/>
               </w:rPr>
-              <w:t>5</w:t>
-            </w:r>
-          </w:p>
-        </w:tc>
-        <w:tc>
-          <w:tcPr>
-            <w:tcW w:w="950" w:type="dxa"/>
+              <w:t>Pruebas integrales, corrección, despliegue, manuales y acta de entrega.</w:t>
+            </w:r>
+          </w:p>
+        </w:tc>
+        <w:tc>
+          <w:tcPr>
+            <w:tcW w:w="1300" w:type="dxa"/>
             <w:shd w:val="clear" w:color="auto" w:fill="F2F2F2"/>
             <w:tcMar>
               <w:top w:w="40" w:type="dxa"/>
@@ -4540,407 +4398,7 @@
                 <w:sz w:val="19"/>
                 <w:szCs w:val="19"/>
               </w:rPr>
-              <w:t>16</w:t>
-            </w:r>
-          </w:p>
-        </w:tc>
-        <w:tc>
-          <w:tcPr>
-            <w:tcW w:w="1660" w:type="dxa"/>
-            <w:shd w:val="clear" w:color="auto" w:fill="F2F2F2"/>
-            <w:tcMar>
-              <w:top w:w="40" w:type="dxa"/>
-              <w:left w:w="70" w:type="dxa"/>
-              <w:bottom w:w="40" w:type="dxa"/>
-              <w:right w:w="70" w:type="dxa"/>
-            </w:tcMar>
-          </w:tcPr>
-          <w:p>
-            <w:pPr>
-              <w:spacing w:line="236" w:lineRule="auto"/>
-            </w:pPr>
-            <w:r>
-              <w:rPr>
-                <w:sz w:val="19"/>
-                <w:szCs w:val="19"/>
-              </w:rPr>
-              <w:t>2 semanas</w:t>
-            </w:r>
-          </w:p>
-        </w:tc>
-      </w:tr>
-      <w:tr>
-        <w:tc>
-          <w:tcPr>
-            <w:tcW w:w="900" w:type="dxa"/>
-            <w:shd w:val="clear" w:color="auto" w:fill="FFFFFF"/>
-            <w:tcMar>
-              <w:top w:w="40" w:type="dxa"/>
-              <w:left w:w="70" w:type="dxa"/>
-              <w:bottom w:w="40" w:type="dxa"/>
-              <w:right w:w="70" w:type="dxa"/>
-            </w:tcMar>
-          </w:tcPr>
-          <w:p>
-            <w:pPr>
-              <w:spacing w:line="236" w:lineRule="auto"/>
-            </w:pPr>
-            <w:r>
-              <w:rPr>
-                <w:sz w:val="19"/>
-                <w:szCs w:val="19"/>
-              </w:rPr>
-              <w:t>6</w:t>
-            </w:r>
-          </w:p>
-        </w:tc>
-        <w:tc>
-          <w:tcPr>
-            <w:tcW w:w="4700" w:type="dxa"/>
-            <w:shd w:val="clear" w:color="auto" w:fill="FFFFFF"/>
-            <w:tcMar>
-              <w:top w:w="40" w:type="dxa"/>
-              <w:left w:w="70" w:type="dxa"/>
-              <w:bottom w:w="40" w:type="dxa"/>
-              <w:right w:w="70" w:type="dxa"/>
-            </w:tcMar>
-          </w:tcPr>
-          <w:p>
-            <w:pPr>
-              <w:spacing w:line="236" w:lineRule="auto"/>
-            </w:pPr>
-            <w:r>
-              <w:rPr>
-                <w:sz w:val="19"/>
-                <w:szCs w:val="19"/>
-              </w:rPr>
-              <w:t>FAC y AUD: facturación electrónica en pruebas, auditoría y respaldos.</w:t>
-            </w:r>
-          </w:p>
-        </w:tc>
-        <w:tc>
-          <w:tcPr>
-            <w:tcW w:w="1150" w:type="dxa"/>
-            <w:shd w:val="clear" w:color="auto" w:fill="FFFFFF"/>
-            <w:tcMar>
-              <w:top w:w="40" w:type="dxa"/>
-              <w:left w:w="70" w:type="dxa"/>
-              <w:bottom w:w="40" w:type="dxa"/>
-              <w:right w:w="70" w:type="dxa"/>
-            </w:tcMar>
-          </w:tcPr>
-          <w:p>
-            <w:pPr>
-              <w:spacing w:line="236" w:lineRule="auto"/>
-            </w:pPr>
-            <w:r>
-              <w:rPr>
-                <w:sz w:val="19"/>
-                <w:szCs w:val="19"/>
-              </w:rPr>
-              <w:t>8</w:t>
-            </w:r>
-          </w:p>
-        </w:tc>
-        <w:tc>
-          <w:tcPr>
-            <w:tcW w:w="950" w:type="dxa"/>
-            <w:shd w:val="clear" w:color="auto" w:fill="FFFFFF"/>
-            <w:tcMar>
-              <w:top w:w="40" w:type="dxa"/>
-              <w:left w:w="70" w:type="dxa"/>
-              <w:bottom w:w="40" w:type="dxa"/>
-              <w:right w:w="70" w:type="dxa"/>
-            </w:tcMar>
-          </w:tcPr>
-          <w:p>
-            <w:pPr>
-              <w:spacing w:line="236" w:lineRule="auto"/>
-            </w:pPr>
-            <w:r>
-              <w:rPr>
-                <w:sz w:val="19"/>
-                <w:szCs w:val="19"/>
-              </w:rPr>
-              <w:t>30</w:t>
-            </w:r>
-          </w:p>
-        </w:tc>
-        <w:tc>
-          <w:tcPr>
-            <w:tcW w:w="1660" w:type="dxa"/>
-            <w:shd w:val="clear" w:color="auto" w:fill="FFFFFF"/>
-            <w:tcMar>
-              <w:top w:w="40" w:type="dxa"/>
-              <w:left w:w="70" w:type="dxa"/>
-              <w:bottom w:w="40" w:type="dxa"/>
-              <w:right w:w="70" w:type="dxa"/>
-            </w:tcMar>
-          </w:tcPr>
-          <w:p>
-            <w:pPr>
-              <w:spacing w:line="236" w:lineRule="auto"/>
-            </w:pPr>
-            <w:r>
-              <w:rPr>
-                <w:sz w:val="19"/>
-                <w:szCs w:val="19"/>
-              </w:rPr>
-              <w:t>2 semanas</w:t>
-            </w:r>
-          </w:p>
-        </w:tc>
-      </w:tr>
-      <w:tr>
-        <w:tc>
-          <w:tcPr>
-            <w:tcW w:w="900" w:type="dxa"/>
-            <w:shd w:val="clear" w:color="auto" w:fill="F2F2F2"/>
-            <w:tcMar>
-              <w:top w:w="40" w:type="dxa"/>
-              <w:left w:w="70" w:type="dxa"/>
-              <w:bottom w:w="40" w:type="dxa"/>
-              <w:right w:w="70" w:type="dxa"/>
-            </w:tcMar>
-          </w:tcPr>
-          <w:p>
-            <w:pPr>
-              <w:spacing w:line="236" w:lineRule="auto"/>
-            </w:pPr>
-            <w:r>
-              <w:rPr>
-                <w:sz w:val="19"/>
-                <w:szCs w:val="19"/>
-              </w:rPr>
-              <w:t>7</w:t>
-            </w:r>
-          </w:p>
-        </w:tc>
-        <w:tc>
-          <w:tcPr>
-            <w:tcW w:w="4700" w:type="dxa"/>
-            <w:shd w:val="clear" w:color="auto" w:fill="F2F2F2"/>
-            <w:tcMar>
-              <w:top w:w="40" w:type="dxa"/>
-              <w:left w:w="70" w:type="dxa"/>
-              <w:bottom w:w="40" w:type="dxa"/>
-              <w:right w:w="70" w:type="dxa"/>
-            </w:tcMar>
-          </w:tcPr>
-          <w:p>
-            <w:pPr>
-              <w:spacing w:line="236" w:lineRule="auto"/>
-            </w:pPr>
-            <w:r>
-              <w:rPr>
-                <w:sz w:val="19"/>
-                <w:szCs w:val="19"/>
-              </w:rPr>
-              <w:t>Estabilización: pruebas integrales, corrección, despliegue, manuales y acta de entrega.</w:t>
-            </w:r>
-          </w:p>
-        </w:tc>
-        <w:tc>
-          <w:tcPr>
-            <w:tcW w:w="1150" w:type="dxa"/>
-            <w:shd w:val="clear" w:color="auto" w:fill="F2F2F2"/>
-            <w:tcMar>
-              <w:top w:w="40" w:type="dxa"/>
-              <w:left w:w="70" w:type="dxa"/>
-              <w:bottom w:w="40" w:type="dxa"/>
-              <w:right w:w="70" w:type="dxa"/>
-            </w:tcMar>
-          </w:tcPr>
-          <w:p>
-            <w:pPr>
-              <w:spacing w:line="236" w:lineRule="auto"/>
-            </w:pPr>
-            <w:r>
-              <w:rPr>
-                <w:sz w:val="19"/>
-                <w:szCs w:val="19"/>
-              </w:rPr>
-              <w:t>—</w:t>
-            </w:r>
-          </w:p>
-        </w:tc>
-        <w:tc>
-          <w:tcPr>
-            <w:tcW w:w="950" w:type="dxa"/>
-            <w:shd w:val="clear" w:color="auto" w:fill="F2F2F2"/>
-            <w:tcMar>
-              <w:top w:w="40" w:type="dxa"/>
-              <w:left w:w="70" w:type="dxa"/>
-              <w:bottom w:w="40" w:type="dxa"/>
-              <w:right w:w="70" w:type="dxa"/>
-            </w:tcMar>
-          </w:tcPr>
-          <w:p>
-            <w:pPr>
-              <w:spacing w:line="236" w:lineRule="auto"/>
-            </w:pPr>
-            <w:r>
-              <w:rPr>
-                <w:sz w:val="19"/>
-                <w:szCs w:val="19"/>
-              </w:rPr>
-              <w:t>—</w:t>
-            </w:r>
-          </w:p>
-        </w:tc>
-        <w:tc>
-          <w:tcPr>
-            <w:tcW w:w="1660" w:type="dxa"/>
-            <w:shd w:val="clear" w:color="auto" w:fill="F2F2F2"/>
-            <w:tcMar>
-              <w:top w:w="40" w:type="dxa"/>
-              <w:left w:w="70" w:type="dxa"/>
-              <w:bottom w:w="40" w:type="dxa"/>
-              <w:right w:w="70" w:type="dxa"/>
-            </w:tcMar>
-          </w:tcPr>
-          <w:p>
-            <w:pPr>
-              <w:spacing w:line="236" w:lineRule="auto"/>
-            </w:pPr>
-            <w:r>
-              <w:rPr>
-                <w:sz w:val="19"/>
-                <w:szCs w:val="19"/>
-              </w:rPr>
-              <w:t>2 semanas</w:t>
-            </w:r>
-          </w:p>
-        </w:tc>
-      </w:tr>
-      <w:tr>
-        <w:tc>
-          <w:tcPr>
-            <w:tcW w:w="900" w:type="dxa"/>
-            <w:shd w:val="clear" w:color="auto" w:fill="FFFFFF"/>
-            <w:tcMar>
-              <w:top w:w="40" w:type="dxa"/>
-              <w:left w:w="70" w:type="dxa"/>
-              <w:bottom w:w="40" w:type="dxa"/>
-              <w:right w:w="70" w:type="dxa"/>
-            </w:tcMar>
-          </w:tcPr>
-          <w:p>
-            <w:pPr>
-              <w:spacing w:line="236" w:lineRule="auto"/>
-            </w:pPr>
-            <w:r>
-              <w:rPr>
-                <w:b/>
-                <w:bCs/>
-                <w:sz w:val="19"/>
-                <w:szCs w:val="19"/>
-              </w:rPr>
-              <w:t>Total</w:t>
-            </w:r>
-          </w:p>
-        </w:tc>
-        <w:tc>
-          <w:tcPr>
-            <w:tcW w:w="4700" w:type="dxa"/>
-            <w:shd w:val="clear" w:color="auto" w:fill="FFFFFF"/>
-            <w:tcMar>
-              <w:top w:w="40" w:type="dxa"/>
-              <w:left w:w="70" w:type="dxa"/>
-              <w:bottom w:w="40" w:type="dxa"/>
-              <w:right w:w="70" w:type="dxa"/>
-            </w:tcMar>
-          </w:tcPr>
-          <w:p>
-            <w:pPr>
-              <w:spacing w:line="236" w:lineRule="auto"/>
-            </w:pPr>
-            <w:r>
-              <w:rPr>
-                <w:b/>
-                <w:bCs/>
-                <w:sz w:val="19"/>
-                <w:szCs w:val="19"/>
-              </w:rPr>
-              <w:t>Dieciséis semanas, equivalentes a cuatro meses de trabajo.</w:t>
-            </w:r>
-          </w:p>
-        </w:tc>
-        <w:tc>
-          <w:tcPr>
-            <w:tcW w:w="1150" w:type="dxa"/>
-            <w:shd w:val="clear" w:color="auto" w:fill="FFFFFF"/>
-            <w:tcMar>
-              <w:top w:w="40" w:type="dxa"/>
-              <w:left w:w="70" w:type="dxa"/>
-              <w:bottom w:w="40" w:type="dxa"/>
-              <w:right w:w="70" w:type="dxa"/>
-            </w:tcMar>
-          </w:tcPr>
-          <w:p>
-            <w:pPr>
-              <w:spacing w:line="236" w:lineRule="auto"/>
-            </w:pPr>
-            <w:r>
-              <w:rPr>
-                <w:b/>
-                <w:bCs/>
-                <w:sz w:val="19"/>
-                <w:szCs w:val="19"/>
-              </w:rPr>
-              <w:t>48</w:t>
-            </w:r>
-          </w:p>
-        </w:tc>
-        <w:tc>
-          <w:tcPr>
-            <w:tcW w:w="950" w:type="dxa"/>
-            <w:shd w:val="clear" w:color="auto" w:fill="FFFFFF"/>
-            <w:tcMar>
-              <w:top w:w="40" w:type="dxa"/>
-              <w:left w:w="70" w:type="dxa"/>
-              <w:bottom w:w="40" w:type="dxa"/>
-              <w:right w:w="70" w:type="dxa"/>
-            </w:tcMar>
-          </w:tcPr>
-          <w:p>
-            <w:pPr>
-              <w:spacing w:line="236" w:lineRule="auto"/>
-            </w:pPr>
-            <w:r>
-              <w:rPr>
-                <w:b/>
-                <w:bCs/>
-                <w:sz w:val="19"/>
-                <w:szCs w:val="19"/>
-              </w:rPr>
-              <w:t>168</w:t>
-            </w:r>
-          </w:p>
-        </w:tc>
-        <w:tc>
-          <w:tcPr>
-            <w:tcW w:w="1660" w:type="dxa"/>
-            <w:shd w:val="clear" w:color="auto" w:fill="FFFFFF"/>
-            <w:tcMar>
-              <w:top w:w="40" w:type="dxa"/>
-              <w:left w:w="70" w:type="dxa"/>
-              <w:bottom w:w="40" w:type="dxa"/>
-              <w:right w:w="70" w:type="dxa"/>
-            </w:tcMar>
-          </w:tcPr>
-          <w:p>
-            <w:pPr>
-              <w:spacing w:line="236" w:lineRule="auto"/>
-            </w:pPr>
-            <w:r>
-              <w:rPr>
-                <w:b/>
-                <w:bCs/>
-                <w:sz w:val="19"/>
-                <w:szCs w:val="19"/>
-              </w:rPr>
-              <w:t>16 semanas</w:t>
+              <w:t>Pendiente</w:t>
             </w:r>
           </w:p>
         </w:tc>
@@ -4960,7 +4418,7 @@
           <w:sz w:val="23"/>
           <w:szCs w:val="23"/>
         </w:rPr>
-        <w:t>4.2 Cronograma general</w:t>
+        <w:t>4.2 Hitos de la etapa productiva</w:t>
       </w:r>
       <w:bookmarkEnd w:id="11"/>
     </w:p>
@@ -4970,7 +4428,7 @@
         <w:jc w:val="both"/>
       </w:pPr>
       <w:r>
-        <w:t>El desarrollo se ejecuta dentro de la etapa productiva, prevista en seis meses. Los cuatro primeros meses corresponden a los ocho sprints, a razón de dos por mes: el de análisis y diseño, los seis de construcción y el de estabilización. Los meses restantes se destinan a la puesta en marcha con los primeros clientes, conforme al plan operativo del modelo de negocio.</w:t>
+        <w:t>Las fechas de referencia de la etapa productiva son las siguientes. La entrega se sitúa en noviembre, y no al final de la ficha, para que el proyecto alcance a ser revisado y corregido antes del receso de fin de año.</w:t>
       </w:r>
     </w:p>
     <w:tbl>
@@ -4992,13 +4450,8 @@
         <w:tblLook w:val="04A0" w:firstRow="1" w:lastRow="0" w:firstColumn="1" w:lastColumn="0" w:noHBand="0" w:noVBand="1"/>
       </w:tblPr>
       <w:tblGrid>
-        <w:gridCol w:w="3360"/>
-        <w:gridCol w:w="1000"/>
-        <w:gridCol w:w="1000"/>
-        <w:gridCol w:w="1000"/>
-        <w:gridCol w:w="1000"/>
-        <w:gridCol w:w="1000"/>
-        <w:gridCol w:w="1000"/>
+        <w:gridCol w:w="6560"/>
+        <w:gridCol w:w="2800"/>
       </w:tblGrid>
       <w:tr>
         <w:trPr>
@@ -5006,7 +4459,7 @@
         </w:trPr>
         <w:tc>
           <w:tcPr>
-            <w:tcW w:w="3360" w:type="dxa"/>
+            <w:tcW w:w="6560" w:type="dxa"/>
             <w:shd w:val="clear" w:color="auto" w:fill="1F3864"/>
             <w:tcMar>
               <w:top w:w="40" w:type="dxa"/>
@@ -5027,13 +4480,13 @@
                 <w:sz w:val="19"/>
                 <w:szCs w:val="19"/>
               </w:rPr>
-              <w:t>Actividad</w:t>
-            </w:r>
-          </w:p>
-        </w:tc>
-        <w:tc>
-          <w:tcPr>
-            <w:tcW w:w="1000" w:type="dxa"/>
+              <w:t>Hito</w:t>
+            </w:r>
+          </w:p>
+        </w:tc>
+        <w:tc>
+          <w:tcPr>
+            <w:tcW w:w="2800" w:type="dxa"/>
             <w:shd w:val="clear" w:color="auto" w:fill="1F3864"/>
             <w:tcMar>
               <w:top w:w="40" w:type="dxa"/>
@@ -5054,142 +4507,7 @@
                 <w:sz w:val="19"/>
                 <w:szCs w:val="19"/>
               </w:rPr>
-              <w:t>Mes 1</w:t>
-            </w:r>
-          </w:p>
-        </w:tc>
-        <w:tc>
-          <w:tcPr>
-            <w:tcW w:w="1000" w:type="dxa"/>
-            <w:shd w:val="clear" w:color="auto" w:fill="1F3864"/>
-            <w:tcMar>
-              <w:top w:w="40" w:type="dxa"/>
-              <w:left w:w="70" w:type="dxa"/>
-              <w:bottom w:w="40" w:type="dxa"/>
-              <w:right w:w="70" w:type="dxa"/>
-            </w:tcMar>
-          </w:tcPr>
-          <w:p>
-            <w:pPr>
-              <w:spacing w:line="236" w:lineRule="auto"/>
-            </w:pPr>
-            <w:r>
-              <w:rPr>
-                <w:b/>
-                <w:bCs/>
-                <w:color w:val="FFFFFF"/>
-                <w:sz w:val="19"/>
-                <w:szCs w:val="19"/>
-              </w:rPr>
-              <w:t>Mes 2</w:t>
-            </w:r>
-          </w:p>
-        </w:tc>
-        <w:tc>
-          <w:tcPr>
-            <w:tcW w:w="1000" w:type="dxa"/>
-            <w:shd w:val="clear" w:color="auto" w:fill="1F3864"/>
-            <w:tcMar>
-              <w:top w:w="40" w:type="dxa"/>
-              <w:left w:w="70" w:type="dxa"/>
-              <w:bottom w:w="40" w:type="dxa"/>
-              <w:right w:w="70" w:type="dxa"/>
-            </w:tcMar>
-          </w:tcPr>
-          <w:p>
-            <w:pPr>
-              <w:spacing w:line="236" w:lineRule="auto"/>
-            </w:pPr>
-            <w:r>
-              <w:rPr>
-                <w:b/>
-                <w:bCs/>
-                <w:color w:val="FFFFFF"/>
-                <w:sz w:val="19"/>
-                <w:szCs w:val="19"/>
-              </w:rPr>
-              <w:t>Mes 3</w:t>
-            </w:r>
-          </w:p>
-        </w:tc>
-        <w:tc>
-          <w:tcPr>
-            <w:tcW w:w="1000" w:type="dxa"/>
-            <w:shd w:val="clear" w:color="auto" w:fill="1F3864"/>
-            <w:tcMar>
-              <w:top w:w="40" w:type="dxa"/>
-              <w:left w:w="70" w:type="dxa"/>
-              <w:bottom w:w="40" w:type="dxa"/>
-              <w:right w:w="70" w:type="dxa"/>
-            </w:tcMar>
-          </w:tcPr>
-          <w:p>
-            <w:pPr>
-              <w:spacing w:line="236" w:lineRule="auto"/>
-            </w:pPr>
-            <w:r>
-              <w:rPr>
-                <w:b/>
-                <w:bCs/>
-                <w:color w:val="FFFFFF"/>
-                <w:sz w:val="19"/>
-                <w:szCs w:val="19"/>
-              </w:rPr>
-              <w:t>Mes 4</w:t>
-            </w:r>
-          </w:p>
-        </w:tc>
-        <w:tc>
-          <w:tcPr>
-            <w:tcW w:w="1000" w:type="dxa"/>
-            <w:shd w:val="clear" w:color="auto" w:fill="1F3864"/>
-            <w:tcMar>
-              <w:top w:w="40" w:type="dxa"/>
-              <w:left w:w="70" w:type="dxa"/>
-              <w:bottom w:w="40" w:type="dxa"/>
-              <w:right w:w="70" w:type="dxa"/>
-            </w:tcMar>
-          </w:tcPr>
-          <w:p>
-            <w:pPr>
-              <w:spacing w:line="236" w:lineRule="auto"/>
-            </w:pPr>
-            <w:r>
-              <w:rPr>
-                <w:b/>
-                <w:bCs/>
-                <w:color w:val="FFFFFF"/>
-                <w:sz w:val="19"/>
-                <w:szCs w:val="19"/>
-              </w:rPr>
-              <w:t>Mes 5</w:t>
-            </w:r>
-          </w:p>
-        </w:tc>
-        <w:tc>
-          <w:tcPr>
-            <w:tcW w:w="1000" w:type="dxa"/>
-            <w:shd w:val="clear" w:color="auto" w:fill="1F3864"/>
-            <w:tcMar>
-              <w:top w:w="40" w:type="dxa"/>
-              <w:left w:w="70" w:type="dxa"/>
-              <w:bottom w:w="40" w:type="dxa"/>
-              <w:right w:w="70" w:type="dxa"/>
-            </w:tcMar>
-          </w:tcPr>
-          <w:p>
-            <w:pPr>
-              <w:spacing w:line="236" w:lineRule="auto"/>
-            </w:pPr>
-            <w:r>
-              <w:rPr>
-                <w:b/>
-                <w:bCs/>
-                <w:color w:val="FFFFFF"/>
-                <w:sz w:val="19"/>
-                <w:szCs w:val="19"/>
-              </w:rPr>
-              <w:t>Mes 6</w:t>
+              <w:t>Fecha</w:t>
             </w:r>
           </w:p>
         </w:tc>
@@ -5197,143 +4515,57 @@
       <w:tr>
         <w:tc>
           <w:tcPr>
-            <w:tcW w:w="3360" w:type="dxa"/>
-            <w:shd w:val="clear" w:color="auto" w:fill="FFFFFF"/>
-            <w:tcMar>
-              <w:top w:w="40" w:type="dxa"/>
-              <w:left w:w="70" w:type="dxa"/>
-              <w:bottom w:w="40" w:type="dxa"/>
-              <w:right w:w="70" w:type="dxa"/>
-            </w:tcMar>
-          </w:tcPr>
-          <w:p>
-            <w:pPr>
-              <w:spacing w:line="236" w:lineRule="auto"/>
-            </w:pPr>
-            <w:r>
-              <w:rPr>
-                <w:sz w:val="19"/>
-                <w:szCs w:val="19"/>
-              </w:rPr>
-              <w:t>Análisis y diseño (sprint 0)</w:t>
-            </w:r>
-          </w:p>
-        </w:tc>
-        <w:tc>
-          <w:tcPr>
-            <w:tcW w:w="1000" w:type="dxa"/>
-            <w:shd w:val="clear" w:color="auto" w:fill="FFFFFF"/>
-            <w:tcMar>
-              <w:top w:w="40" w:type="dxa"/>
-              <w:left w:w="70" w:type="dxa"/>
-              <w:bottom w:w="40" w:type="dxa"/>
-              <w:right w:w="70" w:type="dxa"/>
-            </w:tcMar>
-          </w:tcPr>
-          <w:p>
-            <w:pPr>
-              <w:spacing w:line="236" w:lineRule="auto"/>
-              <w:jc w:val="center"/>
-            </w:pPr>
-            <w:r>
-              <w:rPr>
-                <w:sz w:val="19"/>
-                <w:szCs w:val="19"/>
-              </w:rPr>
-              <w:t>X</w:t>
-            </w:r>
-          </w:p>
-        </w:tc>
-        <w:tc>
-          <w:tcPr>
-            <w:tcW w:w="1000" w:type="dxa"/>
-            <w:shd w:val="clear" w:color="auto" w:fill="FFFFFF"/>
-            <w:tcMar>
-              <w:top w:w="40" w:type="dxa"/>
-              <w:left w:w="70" w:type="dxa"/>
-              <w:bottom w:w="40" w:type="dxa"/>
-              <w:right w:w="70" w:type="dxa"/>
-            </w:tcMar>
-          </w:tcPr>
-          <w:p>
-            <w:pPr>
-              <w:spacing w:line="236" w:lineRule="auto"/>
-            </w:pPr>
-          </w:p>
-        </w:tc>
-        <w:tc>
-          <w:tcPr>
-            <w:tcW w:w="1000" w:type="dxa"/>
-            <w:shd w:val="clear" w:color="auto" w:fill="FFFFFF"/>
-            <w:tcMar>
-              <w:top w:w="40" w:type="dxa"/>
-              <w:left w:w="70" w:type="dxa"/>
-              <w:bottom w:w="40" w:type="dxa"/>
-              <w:right w:w="70" w:type="dxa"/>
-            </w:tcMar>
-          </w:tcPr>
-          <w:p>
-            <w:pPr>
-              <w:spacing w:line="236" w:lineRule="auto"/>
-            </w:pPr>
-          </w:p>
-        </w:tc>
-        <w:tc>
-          <w:tcPr>
-            <w:tcW w:w="1000" w:type="dxa"/>
-            <w:shd w:val="clear" w:color="auto" w:fill="FFFFFF"/>
-            <w:tcMar>
-              <w:top w:w="40" w:type="dxa"/>
-              <w:left w:w="70" w:type="dxa"/>
-              <w:bottom w:w="40" w:type="dxa"/>
-              <w:right w:w="70" w:type="dxa"/>
-            </w:tcMar>
-          </w:tcPr>
-          <w:p>
-            <w:pPr>
-              <w:spacing w:line="236" w:lineRule="auto"/>
-            </w:pPr>
-          </w:p>
-        </w:tc>
-        <w:tc>
-          <w:tcPr>
-            <w:tcW w:w="1000" w:type="dxa"/>
-            <w:shd w:val="clear" w:color="auto" w:fill="FFFFFF"/>
-            <w:tcMar>
-              <w:top w:w="40" w:type="dxa"/>
-              <w:left w:w="70" w:type="dxa"/>
-              <w:bottom w:w="40" w:type="dxa"/>
-              <w:right w:w="70" w:type="dxa"/>
-            </w:tcMar>
-          </w:tcPr>
-          <w:p>
-            <w:pPr>
-              <w:spacing w:line="236" w:lineRule="auto"/>
-            </w:pPr>
-          </w:p>
-        </w:tc>
-        <w:tc>
-          <w:tcPr>
-            <w:tcW w:w="1000" w:type="dxa"/>
-            <w:shd w:val="clear" w:color="auto" w:fill="FFFFFF"/>
-            <w:tcMar>
-              <w:top w:w="40" w:type="dxa"/>
-              <w:left w:w="70" w:type="dxa"/>
-              <w:bottom w:w="40" w:type="dxa"/>
-              <w:right w:w="70" w:type="dxa"/>
-            </w:tcMar>
-          </w:tcPr>
-          <w:p>
-            <w:pPr>
-              <w:spacing w:line="236" w:lineRule="auto"/>
-            </w:pPr>
+            <w:tcW w:w="6560" w:type="dxa"/>
+            <w:shd w:val="clear" w:color="auto" w:fill="FFFFFF"/>
+            <w:tcMar>
+              <w:top w:w="40" w:type="dxa"/>
+              <w:left w:w="70" w:type="dxa"/>
+              <w:bottom w:w="40" w:type="dxa"/>
+              <w:right w:w="70" w:type="dxa"/>
+            </w:tcMar>
+          </w:tcPr>
+          <w:p>
+            <w:pPr>
+              <w:spacing w:line="236" w:lineRule="auto"/>
+            </w:pPr>
+            <w:r>
+              <w:rPr>
+                <w:sz w:val="19"/>
+                <w:szCs w:val="19"/>
+              </w:rPr>
+              <w:t>Afiliación a la ARL e inicio de la etapa productiva</w:t>
+            </w:r>
+          </w:p>
+        </w:tc>
+        <w:tc>
+          <w:tcPr>
+            <w:tcW w:w="2800" w:type="dxa"/>
+            <w:shd w:val="clear" w:color="auto" w:fill="FFFFFF"/>
+            <w:tcMar>
+              <w:top w:w="40" w:type="dxa"/>
+              <w:left w:w="70" w:type="dxa"/>
+              <w:bottom w:w="40" w:type="dxa"/>
+              <w:right w:w="70" w:type="dxa"/>
+            </w:tcMar>
+          </w:tcPr>
+          <w:p>
+            <w:pPr>
+              <w:spacing w:line="236" w:lineRule="auto"/>
+            </w:pPr>
+            <w:r>
+              <w:rPr>
+                <w:sz w:val="19"/>
+                <w:szCs w:val="19"/>
+              </w:rPr>
+              <w:t>14 de mayo de 2026</w:t>
+            </w:r>
           </w:p>
         </w:tc>
       </w:tr>
       <w:tr>
         <w:tc>
           <w:tcPr>
-            <w:tcW w:w="3360" w:type="dxa"/>
+            <w:tcW w:w="6560" w:type="dxa"/>
             <w:shd w:val="clear" w:color="auto" w:fill="F2F2F2"/>
             <w:tcMar>
               <w:top w:w="40" w:type="dxa"/>
@@ -5351,13 +4583,13 @@
                 <w:sz w:val="19"/>
                 <w:szCs w:val="19"/>
               </w:rPr>
-              <w:t>Construcción de módulos (sprints 1 a 6)</w:t>
-            </w:r>
-          </w:p>
-        </w:tc>
-        <w:tc>
-          <w:tcPr>
-            <w:tcW w:w="1000" w:type="dxa"/>
+              <w:t>Aprobación del componente de emprendimiento</w:t>
+            </w:r>
+          </w:p>
+        </w:tc>
+        <w:tc>
+          <w:tcPr>
+            <w:tcW w:w="2800" w:type="dxa"/>
             <w:shd w:val="clear" w:color="auto" w:fill="F2F2F2"/>
             <w:tcMar>
               <w:top w:w="40" w:type="dxa"/>
@@ -5369,283 +4601,71 @@
           <w:p>
             <w:pPr>
               <w:spacing w:line="236" w:lineRule="auto"/>
-              <w:jc w:val="center"/>
-            </w:pPr>
-            <w:r>
-              <w:rPr>
-                <w:sz w:val="19"/>
-                <w:szCs w:val="19"/>
-              </w:rPr>
-              <w:t>X</w:t>
-            </w:r>
-          </w:p>
-        </w:tc>
-        <w:tc>
-          <w:tcPr>
-            <w:tcW w:w="1000" w:type="dxa"/>
-            <w:shd w:val="clear" w:color="auto" w:fill="F2F2F2"/>
-            <w:tcMar>
-              <w:top w:w="40" w:type="dxa"/>
-              <w:left w:w="70" w:type="dxa"/>
-              <w:bottom w:w="40" w:type="dxa"/>
-              <w:right w:w="70" w:type="dxa"/>
-            </w:tcMar>
-          </w:tcPr>
-          <w:p>
-            <w:pPr>
-              <w:spacing w:line="236" w:lineRule="auto"/>
-              <w:jc w:val="center"/>
-            </w:pPr>
-            <w:r>
-              <w:rPr>
-                <w:sz w:val="19"/>
-                <w:szCs w:val="19"/>
-              </w:rPr>
-              <w:t>X</w:t>
-            </w:r>
-          </w:p>
-        </w:tc>
-        <w:tc>
-          <w:tcPr>
-            <w:tcW w:w="1000" w:type="dxa"/>
-            <w:shd w:val="clear" w:color="auto" w:fill="F2F2F2"/>
-            <w:tcMar>
-              <w:top w:w="40" w:type="dxa"/>
-              <w:left w:w="70" w:type="dxa"/>
-              <w:bottom w:w="40" w:type="dxa"/>
-              <w:right w:w="70" w:type="dxa"/>
-            </w:tcMar>
-          </w:tcPr>
-          <w:p>
-            <w:pPr>
-              <w:spacing w:line="236" w:lineRule="auto"/>
-              <w:jc w:val="center"/>
-            </w:pPr>
-            <w:r>
-              <w:rPr>
-                <w:sz w:val="19"/>
-                <w:szCs w:val="19"/>
-              </w:rPr>
-              <w:t>X</w:t>
-            </w:r>
-          </w:p>
-        </w:tc>
-        <w:tc>
-          <w:tcPr>
-            <w:tcW w:w="1000" w:type="dxa"/>
-            <w:shd w:val="clear" w:color="auto" w:fill="F2F2F2"/>
-            <w:tcMar>
-              <w:top w:w="40" w:type="dxa"/>
-              <w:left w:w="70" w:type="dxa"/>
-              <w:bottom w:w="40" w:type="dxa"/>
-              <w:right w:w="70" w:type="dxa"/>
-            </w:tcMar>
-          </w:tcPr>
-          <w:p>
-            <w:pPr>
-              <w:spacing w:line="236" w:lineRule="auto"/>
-              <w:jc w:val="center"/>
-            </w:pPr>
-            <w:r>
-              <w:rPr>
-                <w:sz w:val="19"/>
-                <w:szCs w:val="19"/>
-              </w:rPr>
-              <w:t>X</w:t>
-            </w:r>
-          </w:p>
-        </w:tc>
-        <w:tc>
-          <w:tcPr>
-            <w:tcW w:w="1000" w:type="dxa"/>
-            <w:shd w:val="clear" w:color="auto" w:fill="F2F2F2"/>
-            <w:tcMar>
-              <w:top w:w="40" w:type="dxa"/>
-              <w:left w:w="70" w:type="dxa"/>
-              <w:bottom w:w="40" w:type="dxa"/>
-              <w:right w:w="70" w:type="dxa"/>
-            </w:tcMar>
-          </w:tcPr>
-          <w:p>
-            <w:pPr>
-              <w:spacing w:line="236" w:lineRule="auto"/>
-            </w:pPr>
-          </w:p>
-        </w:tc>
-        <w:tc>
-          <w:tcPr>
-            <w:tcW w:w="1000" w:type="dxa"/>
-            <w:shd w:val="clear" w:color="auto" w:fill="F2F2F2"/>
-            <w:tcMar>
-              <w:top w:w="40" w:type="dxa"/>
-              <w:left w:w="70" w:type="dxa"/>
-              <w:bottom w:w="40" w:type="dxa"/>
-              <w:right w:w="70" w:type="dxa"/>
-            </w:tcMar>
-          </w:tcPr>
-          <w:p>
-            <w:pPr>
-              <w:spacing w:line="236" w:lineRule="auto"/>
-            </w:pPr>
+            </w:pPr>
+            <w:r>
+              <w:rPr>
+                <w:sz w:val="19"/>
+                <w:szCs w:val="19"/>
+              </w:rPr>
+              <w:t>14 de julio de 2026</w:t>
+            </w:r>
           </w:p>
         </w:tc>
       </w:tr>
       <w:tr>
         <w:tc>
           <w:tcPr>
-            <w:tcW w:w="3360" w:type="dxa"/>
-            <w:shd w:val="clear" w:color="auto" w:fill="FFFFFF"/>
-            <w:tcMar>
-              <w:top w:w="40" w:type="dxa"/>
-              <w:left w:w="70" w:type="dxa"/>
-              <w:bottom w:w="40" w:type="dxa"/>
-              <w:right w:w="70" w:type="dxa"/>
-            </w:tcMar>
-          </w:tcPr>
-          <w:p>
-            <w:pPr>
-              <w:spacing w:line="236" w:lineRule="auto"/>
-            </w:pPr>
-            <w:r>
-              <w:rPr>
-                <w:sz w:val="19"/>
-                <w:szCs w:val="19"/>
-              </w:rPr>
-              <w:t>Pruebas funcionales e integración</w:t>
-            </w:r>
-          </w:p>
-        </w:tc>
-        <w:tc>
-          <w:tcPr>
-            <w:tcW w:w="1000" w:type="dxa"/>
-            <w:shd w:val="clear" w:color="auto" w:fill="FFFFFF"/>
-            <w:tcMar>
-              <w:top w:w="40" w:type="dxa"/>
-              <w:left w:w="70" w:type="dxa"/>
-              <w:bottom w:w="40" w:type="dxa"/>
-              <w:right w:w="70" w:type="dxa"/>
-            </w:tcMar>
-          </w:tcPr>
-          <w:p>
-            <w:pPr>
-              <w:spacing w:line="236" w:lineRule="auto"/>
-            </w:pPr>
-          </w:p>
-        </w:tc>
-        <w:tc>
-          <w:tcPr>
-            <w:tcW w:w="1000" w:type="dxa"/>
-            <w:shd w:val="clear" w:color="auto" w:fill="FFFFFF"/>
-            <w:tcMar>
-              <w:top w:w="40" w:type="dxa"/>
-              <w:left w:w="70" w:type="dxa"/>
-              <w:bottom w:w="40" w:type="dxa"/>
-              <w:right w:w="70" w:type="dxa"/>
-            </w:tcMar>
-          </w:tcPr>
-          <w:p>
-            <w:pPr>
-              <w:spacing w:line="236" w:lineRule="auto"/>
-              <w:jc w:val="center"/>
-            </w:pPr>
-            <w:r>
-              <w:rPr>
-                <w:sz w:val="19"/>
-                <w:szCs w:val="19"/>
-              </w:rPr>
-              <w:t>X</w:t>
-            </w:r>
-          </w:p>
-        </w:tc>
-        <w:tc>
-          <w:tcPr>
-            <w:tcW w:w="1000" w:type="dxa"/>
-            <w:shd w:val="clear" w:color="auto" w:fill="FFFFFF"/>
-            <w:tcMar>
-              <w:top w:w="40" w:type="dxa"/>
-              <w:left w:w="70" w:type="dxa"/>
-              <w:bottom w:w="40" w:type="dxa"/>
-              <w:right w:w="70" w:type="dxa"/>
-            </w:tcMar>
-          </w:tcPr>
-          <w:p>
-            <w:pPr>
-              <w:spacing w:line="236" w:lineRule="auto"/>
-              <w:jc w:val="center"/>
-            </w:pPr>
-            <w:r>
-              <w:rPr>
-                <w:sz w:val="19"/>
-                <w:szCs w:val="19"/>
-              </w:rPr>
-              <w:t>X</w:t>
-            </w:r>
-          </w:p>
-        </w:tc>
-        <w:tc>
-          <w:tcPr>
-            <w:tcW w:w="1000" w:type="dxa"/>
-            <w:shd w:val="clear" w:color="auto" w:fill="FFFFFF"/>
-            <w:tcMar>
-              <w:top w:w="40" w:type="dxa"/>
-              <w:left w:w="70" w:type="dxa"/>
-              <w:bottom w:w="40" w:type="dxa"/>
-              <w:right w:w="70" w:type="dxa"/>
-            </w:tcMar>
-          </w:tcPr>
-          <w:p>
-            <w:pPr>
-              <w:spacing w:line="236" w:lineRule="auto"/>
-              <w:jc w:val="center"/>
-            </w:pPr>
-            <w:r>
-              <w:rPr>
-                <w:sz w:val="19"/>
-                <w:szCs w:val="19"/>
-              </w:rPr>
-              <w:t>X</w:t>
-            </w:r>
-          </w:p>
-        </w:tc>
-        <w:tc>
-          <w:tcPr>
-            <w:tcW w:w="1000" w:type="dxa"/>
-            <w:shd w:val="clear" w:color="auto" w:fill="FFFFFF"/>
-            <w:tcMar>
-              <w:top w:w="40" w:type="dxa"/>
-              <w:left w:w="70" w:type="dxa"/>
-              <w:bottom w:w="40" w:type="dxa"/>
-              <w:right w:w="70" w:type="dxa"/>
-            </w:tcMar>
-          </w:tcPr>
-          <w:p>
-            <w:pPr>
-              <w:spacing w:line="236" w:lineRule="auto"/>
-            </w:pPr>
-          </w:p>
-        </w:tc>
-        <w:tc>
-          <w:tcPr>
-            <w:tcW w:w="1000" w:type="dxa"/>
-            <w:shd w:val="clear" w:color="auto" w:fill="FFFFFF"/>
-            <w:tcMar>
-              <w:top w:w="40" w:type="dxa"/>
-              <w:left w:w="70" w:type="dxa"/>
-              <w:bottom w:w="40" w:type="dxa"/>
-              <w:right w:w="70" w:type="dxa"/>
-            </w:tcMar>
-          </w:tcPr>
-          <w:p>
-            <w:pPr>
-              <w:spacing w:line="236" w:lineRule="auto"/>
-            </w:pPr>
+            <w:tcW w:w="6560" w:type="dxa"/>
+            <w:shd w:val="clear" w:color="auto" w:fill="FFFFFF"/>
+            <w:tcMar>
+              <w:top w:w="40" w:type="dxa"/>
+              <w:left w:w="70" w:type="dxa"/>
+              <w:bottom w:w="40" w:type="dxa"/>
+              <w:right w:w="70" w:type="dxa"/>
+            </w:tcMar>
+          </w:tcPr>
+          <w:p>
+            <w:pPr>
+              <w:spacing w:line="236" w:lineRule="auto"/>
+            </w:pPr>
+            <w:r>
+              <w:rPr>
+                <w:sz w:val="19"/>
+                <w:szCs w:val="19"/>
+              </w:rPr>
+              <w:t>Entrega del componente técnico</w:t>
+            </w:r>
+          </w:p>
+        </w:tc>
+        <w:tc>
+          <w:tcPr>
+            <w:tcW w:w="2800" w:type="dxa"/>
+            <w:shd w:val="clear" w:color="auto" w:fill="FFFFFF"/>
+            <w:tcMar>
+              <w:top w:w="40" w:type="dxa"/>
+              <w:left w:w="70" w:type="dxa"/>
+              <w:bottom w:w="40" w:type="dxa"/>
+              <w:right w:w="70" w:type="dxa"/>
+            </w:tcMar>
+          </w:tcPr>
+          <w:p>
+            <w:pPr>
+              <w:spacing w:line="236" w:lineRule="auto"/>
+            </w:pPr>
+            <w:r>
+              <w:rPr>
+                <w:sz w:val="19"/>
+                <w:szCs w:val="19"/>
+              </w:rPr>
+              <w:t>30 de noviembre de 2026</w:t>
+            </w:r>
           </w:p>
         </w:tc>
       </w:tr>
       <w:tr>
         <w:tc>
           <w:tcPr>
-            <w:tcW w:w="3360" w:type="dxa"/>
+            <w:tcW w:w="6560" w:type="dxa"/>
             <w:shd w:val="clear" w:color="auto" w:fill="F2F2F2"/>
             <w:tcMar>
               <w:top w:w="40" w:type="dxa"/>
@@ -5663,13 +4683,13 @@
                 <w:sz w:val="19"/>
                 <w:szCs w:val="19"/>
               </w:rPr>
-              <w:t>Estabilización y despliegue (sprint 7)</w:t>
-            </w:r>
-          </w:p>
-        </w:tc>
-        <w:tc>
-          <w:tcPr>
-            <w:tcW w:w="1000" w:type="dxa"/>
+              <w:t>Receso de fin de año del SENA</w:t>
+            </w:r>
+          </w:p>
+        </w:tc>
+        <w:tc>
+          <w:tcPr>
+            <w:tcW w:w="2800" w:type="dxa"/>
             <w:shd w:val="clear" w:color="auto" w:fill="F2F2F2"/>
             <w:tcMar>
               <w:top w:w="40" w:type="dxa"/>
@@ -5682,514 +4702,62 @@
             <w:pPr>
               <w:spacing w:line="236" w:lineRule="auto"/>
             </w:pPr>
-          </w:p>
-        </w:tc>
-        <w:tc>
-          <w:tcPr>
-            <w:tcW w:w="1000" w:type="dxa"/>
-            <w:shd w:val="clear" w:color="auto" w:fill="F2F2F2"/>
-            <w:tcMar>
-              <w:top w:w="40" w:type="dxa"/>
-              <w:left w:w="70" w:type="dxa"/>
-              <w:bottom w:w="40" w:type="dxa"/>
-              <w:right w:w="70" w:type="dxa"/>
-            </w:tcMar>
-          </w:tcPr>
-          <w:p>
-            <w:pPr>
-              <w:spacing w:line="236" w:lineRule="auto"/>
-            </w:pPr>
-          </w:p>
-        </w:tc>
-        <w:tc>
-          <w:tcPr>
-            <w:tcW w:w="1000" w:type="dxa"/>
-            <w:shd w:val="clear" w:color="auto" w:fill="F2F2F2"/>
-            <w:tcMar>
-              <w:top w:w="40" w:type="dxa"/>
-              <w:left w:w="70" w:type="dxa"/>
-              <w:bottom w:w="40" w:type="dxa"/>
-              <w:right w:w="70" w:type="dxa"/>
-            </w:tcMar>
-          </w:tcPr>
-          <w:p>
-            <w:pPr>
-              <w:spacing w:line="236" w:lineRule="auto"/>
-            </w:pPr>
-          </w:p>
-        </w:tc>
-        <w:tc>
-          <w:tcPr>
-            <w:tcW w:w="1000" w:type="dxa"/>
-            <w:shd w:val="clear" w:color="auto" w:fill="F2F2F2"/>
-            <w:tcMar>
-              <w:top w:w="40" w:type="dxa"/>
-              <w:left w:w="70" w:type="dxa"/>
-              <w:bottom w:w="40" w:type="dxa"/>
-              <w:right w:w="70" w:type="dxa"/>
-            </w:tcMar>
-          </w:tcPr>
-          <w:p>
-            <w:pPr>
-              <w:spacing w:line="236" w:lineRule="auto"/>
-              <w:jc w:val="center"/>
-            </w:pPr>
-            <w:r>
-              <w:rPr>
-                <w:sz w:val="19"/>
-                <w:szCs w:val="19"/>
-              </w:rPr>
-              <w:t>X</w:t>
-            </w:r>
-          </w:p>
-        </w:tc>
-        <w:tc>
-          <w:tcPr>
-            <w:tcW w:w="1000" w:type="dxa"/>
-            <w:shd w:val="clear" w:color="auto" w:fill="F2F2F2"/>
-            <w:tcMar>
-              <w:top w:w="40" w:type="dxa"/>
-              <w:left w:w="70" w:type="dxa"/>
-              <w:bottom w:w="40" w:type="dxa"/>
-              <w:right w:w="70" w:type="dxa"/>
-            </w:tcMar>
-          </w:tcPr>
-          <w:p>
-            <w:pPr>
-              <w:spacing w:line="236" w:lineRule="auto"/>
-            </w:pPr>
-          </w:p>
-        </w:tc>
-        <w:tc>
-          <w:tcPr>
-            <w:tcW w:w="1000" w:type="dxa"/>
-            <w:shd w:val="clear" w:color="auto" w:fill="F2F2F2"/>
-            <w:tcMar>
-              <w:top w:w="40" w:type="dxa"/>
-              <w:left w:w="70" w:type="dxa"/>
-              <w:bottom w:w="40" w:type="dxa"/>
-              <w:right w:w="70" w:type="dxa"/>
-            </w:tcMar>
-          </w:tcPr>
-          <w:p>
-            <w:pPr>
-              <w:spacing w:line="236" w:lineRule="auto"/>
-            </w:pPr>
+            <w:r>
+              <w:rPr>
+                <w:sz w:val="19"/>
+                <w:szCs w:val="19"/>
+              </w:rPr>
+              <w:t>11 de diciembre de 2026</w:t>
+            </w:r>
           </w:p>
         </w:tc>
       </w:tr>
       <w:tr>
         <w:tc>
           <w:tcPr>
-            <w:tcW w:w="3360" w:type="dxa"/>
-            <w:shd w:val="clear" w:color="auto" w:fill="FFFFFF"/>
-            <w:tcMar>
-              <w:top w:w="40" w:type="dxa"/>
-              <w:left w:w="70" w:type="dxa"/>
-              <w:bottom w:w="40" w:type="dxa"/>
-              <w:right w:w="70" w:type="dxa"/>
-            </w:tcMar>
-          </w:tcPr>
-          <w:p>
-            <w:pPr>
-              <w:spacing w:line="236" w:lineRule="auto"/>
-            </w:pPr>
-            <w:r>
-              <w:rPr>
-                <w:sz w:val="19"/>
-                <w:szCs w:val="19"/>
-              </w:rPr>
-              <w:t>Manuales y documentación de entrega</w:t>
-            </w:r>
-          </w:p>
-        </w:tc>
-        <w:tc>
-          <w:tcPr>
-            <w:tcW w:w="1000" w:type="dxa"/>
-            <w:shd w:val="clear" w:color="auto" w:fill="FFFFFF"/>
-            <w:tcMar>
-              <w:top w:w="40" w:type="dxa"/>
-              <w:left w:w="70" w:type="dxa"/>
-              <w:bottom w:w="40" w:type="dxa"/>
-              <w:right w:w="70" w:type="dxa"/>
-            </w:tcMar>
-          </w:tcPr>
-          <w:p>
-            <w:pPr>
-              <w:spacing w:line="236" w:lineRule="auto"/>
-            </w:pPr>
-          </w:p>
-        </w:tc>
-        <w:tc>
-          <w:tcPr>
-            <w:tcW w:w="1000" w:type="dxa"/>
-            <w:shd w:val="clear" w:color="auto" w:fill="FFFFFF"/>
-            <w:tcMar>
-              <w:top w:w="40" w:type="dxa"/>
-              <w:left w:w="70" w:type="dxa"/>
-              <w:bottom w:w="40" w:type="dxa"/>
-              <w:right w:w="70" w:type="dxa"/>
-            </w:tcMar>
-          </w:tcPr>
-          <w:p>
-            <w:pPr>
-              <w:spacing w:line="236" w:lineRule="auto"/>
-            </w:pPr>
-          </w:p>
-        </w:tc>
-        <w:tc>
-          <w:tcPr>
-            <w:tcW w:w="1000" w:type="dxa"/>
-            <w:shd w:val="clear" w:color="auto" w:fill="FFFFFF"/>
-            <w:tcMar>
-              <w:top w:w="40" w:type="dxa"/>
-              <w:left w:w="70" w:type="dxa"/>
-              <w:bottom w:w="40" w:type="dxa"/>
-              <w:right w:w="70" w:type="dxa"/>
-            </w:tcMar>
-          </w:tcPr>
-          <w:p>
-            <w:pPr>
-              <w:spacing w:line="236" w:lineRule="auto"/>
-            </w:pPr>
-          </w:p>
-        </w:tc>
-        <w:tc>
-          <w:tcPr>
-            <w:tcW w:w="1000" w:type="dxa"/>
-            <w:shd w:val="clear" w:color="auto" w:fill="FFFFFF"/>
-            <w:tcMar>
-              <w:top w:w="40" w:type="dxa"/>
-              <w:left w:w="70" w:type="dxa"/>
-              <w:bottom w:w="40" w:type="dxa"/>
-              <w:right w:w="70" w:type="dxa"/>
-            </w:tcMar>
-          </w:tcPr>
-          <w:p>
-            <w:pPr>
-              <w:spacing w:line="236" w:lineRule="auto"/>
-              <w:jc w:val="center"/>
-            </w:pPr>
-            <w:r>
-              <w:rPr>
-                <w:sz w:val="19"/>
-                <w:szCs w:val="19"/>
-              </w:rPr>
-              <w:t>X</w:t>
-            </w:r>
-          </w:p>
-        </w:tc>
-        <w:tc>
-          <w:tcPr>
-            <w:tcW w:w="1000" w:type="dxa"/>
-            <w:shd w:val="clear" w:color="auto" w:fill="FFFFFF"/>
-            <w:tcMar>
-              <w:top w:w="40" w:type="dxa"/>
-              <w:left w:w="70" w:type="dxa"/>
-              <w:bottom w:w="40" w:type="dxa"/>
-              <w:right w:w="70" w:type="dxa"/>
-            </w:tcMar>
-          </w:tcPr>
-          <w:p>
-            <w:pPr>
-              <w:spacing w:line="236" w:lineRule="auto"/>
-            </w:pPr>
-          </w:p>
-        </w:tc>
-        <w:tc>
-          <w:tcPr>
-            <w:tcW w:w="1000" w:type="dxa"/>
-            <w:shd w:val="clear" w:color="auto" w:fill="FFFFFF"/>
-            <w:tcMar>
-              <w:top w:w="40" w:type="dxa"/>
-              <w:left w:w="70" w:type="dxa"/>
-              <w:bottom w:w="40" w:type="dxa"/>
-              <w:right w:w="70" w:type="dxa"/>
-            </w:tcMar>
-          </w:tcPr>
-          <w:p>
-            <w:pPr>
-              <w:spacing w:line="236" w:lineRule="auto"/>
-            </w:pPr>
-          </w:p>
-        </w:tc>
-      </w:tr>
-      <w:tr>
-        <w:tc>
-          <w:tcPr>
-            <w:tcW w:w="3360" w:type="dxa"/>
-            <w:shd w:val="clear" w:color="auto" w:fill="F2F2F2"/>
-            <w:tcMar>
-              <w:top w:w="40" w:type="dxa"/>
-              <w:left w:w="70" w:type="dxa"/>
-              <w:bottom w:w="40" w:type="dxa"/>
-              <w:right w:w="70" w:type="dxa"/>
-            </w:tcMar>
-          </w:tcPr>
-          <w:p>
-            <w:pPr>
-              <w:spacing w:line="236" w:lineRule="auto"/>
-            </w:pPr>
-            <w:r>
-              <w:rPr>
-                <w:sz w:val="19"/>
-                <w:szCs w:val="19"/>
-              </w:rPr>
-              <w:t>Puesta en marcha con los primeros clientes</w:t>
-            </w:r>
-          </w:p>
-        </w:tc>
-        <w:tc>
-          <w:tcPr>
-            <w:tcW w:w="1000" w:type="dxa"/>
-            <w:shd w:val="clear" w:color="auto" w:fill="F2F2F2"/>
-            <w:tcMar>
-              <w:top w:w="40" w:type="dxa"/>
-              <w:left w:w="70" w:type="dxa"/>
-              <w:bottom w:w="40" w:type="dxa"/>
-              <w:right w:w="70" w:type="dxa"/>
-            </w:tcMar>
-          </w:tcPr>
-          <w:p>
-            <w:pPr>
-              <w:spacing w:line="236" w:lineRule="auto"/>
-            </w:pPr>
-          </w:p>
-        </w:tc>
-        <w:tc>
-          <w:tcPr>
-            <w:tcW w:w="1000" w:type="dxa"/>
-            <w:shd w:val="clear" w:color="auto" w:fill="F2F2F2"/>
-            <w:tcMar>
-              <w:top w:w="40" w:type="dxa"/>
-              <w:left w:w="70" w:type="dxa"/>
-              <w:bottom w:w="40" w:type="dxa"/>
-              <w:right w:w="70" w:type="dxa"/>
-            </w:tcMar>
-          </w:tcPr>
-          <w:p>
-            <w:pPr>
-              <w:spacing w:line="236" w:lineRule="auto"/>
-            </w:pPr>
-          </w:p>
-        </w:tc>
-        <w:tc>
-          <w:tcPr>
-            <w:tcW w:w="1000" w:type="dxa"/>
-            <w:shd w:val="clear" w:color="auto" w:fill="F2F2F2"/>
-            <w:tcMar>
-              <w:top w:w="40" w:type="dxa"/>
-              <w:left w:w="70" w:type="dxa"/>
-              <w:bottom w:w="40" w:type="dxa"/>
-              <w:right w:w="70" w:type="dxa"/>
-            </w:tcMar>
-          </w:tcPr>
-          <w:p>
-            <w:pPr>
-              <w:spacing w:line="236" w:lineRule="auto"/>
-            </w:pPr>
-          </w:p>
-        </w:tc>
-        <w:tc>
-          <w:tcPr>
-            <w:tcW w:w="1000" w:type="dxa"/>
-            <w:shd w:val="clear" w:color="auto" w:fill="F2F2F2"/>
-            <w:tcMar>
-              <w:top w:w="40" w:type="dxa"/>
-              <w:left w:w="70" w:type="dxa"/>
-              <w:bottom w:w="40" w:type="dxa"/>
-              <w:right w:w="70" w:type="dxa"/>
-            </w:tcMar>
-          </w:tcPr>
-          <w:p>
-            <w:pPr>
-              <w:spacing w:line="236" w:lineRule="auto"/>
-            </w:pPr>
-          </w:p>
-        </w:tc>
-        <w:tc>
-          <w:tcPr>
-            <w:tcW w:w="1000" w:type="dxa"/>
-            <w:shd w:val="clear" w:color="auto" w:fill="F2F2F2"/>
-            <w:tcMar>
-              <w:top w:w="40" w:type="dxa"/>
-              <w:left w:w="70" w:type="dxa"/>
-              <w:bottom w:w="40" w:type="dxa"/>
-              <w:right w:w="70" w:type="dxa"/>
-            </w:tcMar>
-          </w:tcPr>
-          <w:p>
-            <w:pPr>
-              <w:spacing w:line="236" w:lineRule="auto"/>
-              <w:jc w:val="center"/>
-            </w:pPr>
-            <w:r>
-              <w:rPr>
-                <w:sz w:val="19"/>
-                <w:szCs w:val="19"/>
-              </w:rPr>
-              <w:t>X</w:t>
-            </w:r>
-          </w:p>
-        </w:tc>
-        <w:tc>
-          <w:tcPr>
-            <w:tcW w:w="1000" w:type="dxa"/>
-            <w:shd w:val="clear" w:color="auto" w:fill="F2F2F2"/>
-            <w:tcMar>
-              <w:top w:w="40" w:type="dxa"/>
-              <w:left w:w="70" w:type="dxa"/>
-              <w:bottom w:w="40" w:type="dxa"/>
-              <w:right w:w="70" w:type="dxa"/>
-            </w:tcMar>
-          </w:tcPr>
-          <w:p>
-            <w:pPr>
-              <w:spacing w:line="236" w:lineRule="auto"/>
-              <w:jc w:val="center"/>
-            </w:pPr>
-            <w:r>
-              <w:rPr>
-                <w:sz w:val="19"/>
-                <w:szCs w:val="19"/>
-              </w:rPr>
-              <w:t>X</w:t>
-            </w:r>
-          </w:p>
-        </w:tc>
-      </w:tr>
-      <w:tr>
-        <w:tc>
-          <w:tcPr>
-            <w:tcW w:w="3360" w:type="dxa"/>
-            <w:shd w:val="clear" w:color="auto" w:fill="FFFFFF"/>
-            <w:tcMar>
-              <w:top w:w="40" w:type="dxa"/>
-              <w:left w:w="70" w:type="dxa"/>
-              <w:bottom w:w="40" w:type="dxa"/>
-              <w:right w:w="70" w:type="dxa"/>
-            </w:tcMar>
-          </w:tcPr>
-          <w:p>
-            <w:pPr>
-              <w:spacing w:line="236" w:lineRule="auto"/>
-            </w:pPr>
-            <w:r>
-              <w:rPr>
-                <w:sz w:val="19"/>
-                <w:szCs w:val="19"/>
-              </w:rPr>
-              <w:t>Acta de entrega y sustentación</w:t>
-            </w:r>
-          </w:p>
-        </w:tc>
-        <w:tc>
-          <w:tcPr>
-            <w:tcW w:w="1000" w:type="dxa"/>
-            <w:shd w:val="clear" w:color="auto" w:fill="FFFFFF"/>
-            <w:tcMar>
-              <w:top w:w="40" w:type="dxa"/>
-              <w:left w:w="70" w:type="dxa"/>
-              <w:bottom w:w="40" w:type="dxa"/>
-              <w:right w:w="70" w:type="dxa"/>
-            </w:tcMar>
-          </w:tcPr>
-          <w:p>
-            <w:pPr>
-              <w:spacing w:line="236" w:lineRule="auto"/>
-            </w:pPr>
-          </w:p>
-        </w:tc>
-        <w:tc>
-          <w:tcPr>
-            <w:tcW w:w="1000" w:type="dxa"/>
-            <w:shd w:val="clear" w:color="auto" w:fill="FFFFFF"/>
-            <w:tcMar>
-              <w:top w:w="40" w:type="dxa"/>
-              <w:left w:w="70" w:type="dxa"/>
-              <w:bottom w:w="40" w:type="dxa"/>
-              <w:right w:w="70" w:type="dxa"/>
-            </w:tcMar>
-          </w:tcPr>
-          <w:p>
-            <w:pPr>
-              <w:spacing w:line="236" w:lineRule="auto"/>
-            </w:pPr>
-          </w:p>
-        </w:tc>
-        <w:tc>
-          <w:tcPr>
-            <w:tcW w:w="1000" w:type="dxa"/>
-            <w:shd w:val="clear" w:color="auto" w:fill="FFFFFF"/>
-            <w:tcMar>
-              <w:top w:w="40" w:type="dxa"/>
-              <w:left w:w="70" w:type="dxa"/>
-              <w:bottom w:w="40" w:type="dxa"/>
-              <w:right w:w="70" w:type="dxa"/>
-            </w:tcMar>
-          </w:tcPr>
-          <w:p>
-            <w:pPr>
-              <w:spacing w:line="236" w:lineRule="auto"/>
-            </w:pPr>
-          </w:p>
-        </w:tc>
-        <w:tc>
-          <w:tcPr>
-            <w:tcW w:w="1000" w:type="dxa"/>
-            <w:shd w:val="clear" w:color="auto" w:fill="FFFFFF"/>
-            <w:tcMar>
-              <w:top w:w="40" w:type="dxa"/>
-              <w:left w:w="70" w:type="dxa"/>
-              <w:bottom w:w="40" w:type="dxa"/>
-              <w:right w:w="70" w:type="dxa"/>
-            </w:tcMar>
-          </w:tcPr>
-          <w:p>
-            <w:pPr>
-              <w:spacing w:line="236" w:lineRule="auto"/>
-            </w:pPr>
-          </w:p>
-        </w:tc>
-        <w:tc>
-          <w:tcPr>
-            <w:tcW w:w="1000" w:type="dxa"/>
-            <w:shd w:val="clear" w:color="auto" w:fill="FFFFFF"/>
-            <w:tcMar>
-              <w:top w:w="40" w:type="dxa"/>
-              <w:left w:w="70" w:type="dxa"/>
-              <w:bottom w:w="40" w:type="dxa"/>
-              <w:right w:w="70" w:type="dxa"/>
-            </w:tcMar>
-          </w:tcPr>
-          <w:p>
-            <w:pPr>
-              <w:spacing w:line="236" w:lineRule="auto"/>
-            </w:pPr>
-          </w:p>
-        </w:tc>
-        <w:tc>
-          <w:tcPr>
-            <w:tcW w:w="1000" w:type="dxa"/>
-            <w:shd w:val="clear" w:color="auto" w:fill="FFFFFF"/>
-            <w:tcMar>
-              <w:top w:w="40" w:type="dxa"/>
-              <w:left w:w="70" w:type="dxa"/>
-              <w:bottom w:w="40" w:type="dxa"/>
-              <w:right w:w="70" w:type="dxa"/>
-            </w:tcMar>
-          </w:tcPr>
-          <w:p>
-            <w:pPr>
-              <w:spacing w:line="236" w:lineRule="auto"/>
-              <w:jc w:val="center"/>
-            </w:pPr>
-            <w:r>
-              <w:rPr>
-                <w:sz w:val="19"/>
-                <w:szCs w:val="19"/>
-              </w:rPr>
-              <w:t>X</w:t>
+            <w:tcW w:w="6560" w:type="dxa"/>
+            <w:shd w:val="clear" w:color="auto" w:fill="FFFFFF"/>
+            <w:tcMar>
+              <w:top w:w="40" w:type="dxa"/>
+              <w:left w:w="70" w:type="dxa"/>
+              <w:bottom w:w="40" w:type="dxa"/>
+              <w:right w:w="70" w:type="dxa"/>
+            </w:tcMar>
+          </w:tcPr>
+          <w:p>
+            <w:pPr>
+              <w:spacing w:line="236" w:lineRule="auto"/>
+            </w:pPr>
+            <w:r>
+              <w:rPr>
+                <w:sz w:val="19"/>
+                <w:szCs w:val="19"/>
+              </w:rPr>
+              <w:t>Fin de la ficha</w:t>
+            </w:r>
+          </w:p>
+        </w:tc>
+        <w:tc>
+          <w:tcPr>
+            <w:tcW w:w="2800" w:type="dxa"/>
+            <w:shd w:val="clear" w:color="auto" w:fill="FFFFFF"/>
+            <w:tcMar>
+              <w:top w:w="40" w:type="dxa"/>
+              <w:left w:w="70" w:type="dxa"/>
+              <w:bottom w:w="40" w:type="dxa"/>
+              <w:right w:w="70" w:type="dxa"/>
+            </w:tcMar>
+          </w:tcPr>
+          <w:p>
+            <w:pPr>
+              <w:spacing w:line="236" w:lineRule="auto"/>
+            </w:pPr>
+            <w:r>
+              <w:rPr>
+                <w:sz w:val="19"/>
+                <w:szCs w:val="19"/>
+              </w:rPr>
+              <w:t>13 de enero de 2027</w:t>
             </w:r>
           </w:p>
         </w:tc>
@@ -6262,7 +4830,6 @@
                 <w:sz w:val="19"/>
                 <w:szCs w:val="19"/>
               </w:rPr>
-              <w:lastRenderedPageBreak/>
               <w:t>Etapa</w:t>
             </w:r>
           </w:p>
@@ -6466,6 +5033,7 @@
                 <w:sz w:val="19"/>
                 <w:szCs w:val="19"/>
               </w:rPr>
+              <w:lastRenderedPageBreak/>
               <w:t>Despliegue y entrega</w:t>
             </w:r>
           </w:p>
@@ -6703,7 +5271,7 @@
                 <w:sz w:val="19"/>
                 <w:szCs w:val="19"/>
               </w:rPr>
-              <w:t>Tiempo completo durante los ocho sprints.</w:t>
+              <w:t>Tiempo completo durante los seis sprints.</w:t>
             </w:r>
           </w:p>
         </w:tc>
@@ -8482,7 +7050,7 @@
         <w:jc w:val="both"/>
       </w:pPr>
       <w:r>
-        <w:t>La propuesta muestra que INVENTRA puede construirse en dieciséis semanas de trabajo, distribuidas en ocho sprints, con el equipo de dos personas y los recursos contemplados en el modelo de negocio. El desarrollo consume $18.000.000 de los $40.500.000 de honorarios previstos, dentro de un presupuesto total de $73.600.000 que incluye los equipos, la estrategia de comunicación y los gastos operativos del periodo de ejecución.</w:t>
+        <w:t>La propuesta muestra que INVENTRA puede construirse en los seis sprints del plan de trabajo, con el equipo de dos personas y los recursos contemplados en el modelo de negocio. El desarrollo consume $18.000.000 de los $40.500.000 de honorarios previstos, dentro de un presupuesto total de $73.600.000 que incluye los equipos, la estrategia de comunicación y los gastos operativos del periodo de ejecución.</w:t>
       </w:r>
     </w:p>
     <w:p>

--- a/docs/gestion/INVENTRA_Propuesta_Tecnica_Economica.docx
+++ b/docs/gestion/INVENTRA_Propuesta_Tecnica_Economica.docx
@@ -145,7 +145,7 @@
           <w:left w:w="10" w:type="dxa"/>
           <w:right w:w="10" w:type="dxa"/>
         </w:tblCellMar>
-        <w:tblLook w:val="04A0" w:firstRow="1" w:lastRow="0" w:firstColumn="1" w:lastColumn="0" w:noHBand="0" w:noVBand="1"/>
+        <w:tblLook w:val="0000" w:firstRow="0" w:lastRow="0" w:firstColumn="0" w:lastColumn="0" w:noHBand="0" w:noVBand="0"/>
       </w:tblPr>
       <w:tblGrid>
         <w:gridCol w:w="1400"/>
@@ -154,6 +154,12 @@
         <w:gridCol w:w="3660"/>
       </w:tblGrid>
       <w:tr>
+        <w:tblPrEx>
+          <w:tblCellMar>
+            <w:top w:w="0" w:type="dxa"/>
+            <w:bottom w:w="0" w:type="dxa"/>
+          </w:tblCellMar>
+        </w:tblPrEx>
         <w:trPr>
           <w:tblHeader/>
         </w:trPr>
@@ -267,6 +273,12 @@
         </w:tc>
       </w:tr>
       <w:tr>
+        <w:tblPrEx>
+          <w:tblCellMar>
+            <w:top w:w="0" w:type="dxa"/>
+            <w:bottom w:w="0" w:type="dxa"/>
+          </w:tblCellMar>
+        </w:tblPrEx>
         <w:tc>
           <w:tcPr>
             <w:tcW w:w="1400" w:type="dxa"/>
@@ -1428,10 +1440,7 @@
         <w:jc w:val="both"/>
       </w:pPr>
       <w:r>
-        <w:t>Este documento presenta la propuesta técnica y económica para el desarrollo de INVENTRA, la aplicación web de inventario y ventas dirigida a licoreras y tiendas de barrio. Reúne la solución técnica, la metodología de trabajo, el plan de sprints con su cronograma, el equipo requerido y los costos asociados. Su contenido se apoya en los documentos de análisis y diseño ya elaborados para el proyecto y en el modelo de negocio aprobado, sin incorporar alcances distintos a los allí definidos</w:t>
-      </w:r>
-      <w:r>
-        <w:t>.</w:t>
+        <w:t>Este documento presenta la propuesta técnica y económica para el desarrollo de INVENTRA, la aplicación web de inventario y ventas dirigida a licoreras y tiendas de barrio. Reúne la solución técnica, la metodología de trabajo, el plan de sprints con su cronograma, el equipo requerido y los costos asociados. Su contenido se apoya en los documentos de análisis y diseño ya elaborados para el proyecto y en el modelo de negocio aprobado, sin incorporar alcances distintos a los allí definidos.</w:t>
       </w:r>
     </w:p>
     <w:p>
@@ -1458,10 +1467,7 @@
         <w:jc w:val="both"/>
       </w:pPr>
       <w:r>
-        <w:t>Desarrollar, probar y desplegar la aplicación web INVENTRA, con su versión móvil, de acuerdo con los cuarenta y ocho requisitos funcionales y los ocho requisitos no funcionales establecidos en la especificación de requisitos de software, y entregar la documentación técnica y de usuario que acompaña al producto</w:t>
-      </w:r>
-      <w:r>
-        <w:t>.</w:t>
+        <w:t>Desarrollar, probar y desplegar la aplicación web INVENTRA, con su versión móvil, de acuerdo con los cuarenta y ocho requisitos funcionales y los ocho requisitos no funcionales establecidos en la especificación de requisitos de software, y entregar la documentación técnica y de usuario que acompaña al producto.</w:t>
       </w:r>
     </w:p>
     <w:p>
@@ -1507,7 +1513,7 @@
           <w:left w:w="10" w:type="dxa"/>
           <w:right w:w="10" w:type="dxa"/>
         </w:tblCellMar>
-        <w:tblLook w:val="04A0" w:firstRow="1" w:lastRow="0" w:firstColumn="1" w:lastColumn="0" w:noHBand="0" w:noVBand="1"/>
+        <w:tblLook w:val="0000" w:firstRow="0" w:lastRow="0" w:firstColumn="0" w:lastColumn="0" w:noHBand="0" w:noVBand="0"/>
       </w:tblPr>
       <w:tblGrid>
         <w:gridCol w:w="2000"/>
@@ -1516,6 +1522,12 @@
         <w:gridCol w:w="1350"/>
       </w:tblGrid>
       <w:tr>
+        <w:tblPrEx>
+          <w:tblCellMar>
+            <w:top w:w="0" w:type="dxa"/>
+            <w:bottom w:w="0" w:type="dxa"/>
+          </w:tblCellMar>
+        </w:tblPrEx>
         <w:trPr>
           <w:tblHeader/>
         </w:trPr>
@@ -1629,6 +1641,12 @@
         </w:tc>
       </w:tr>
       <w:tr>
+        <w:tblPrEx>
+          <w:tblCellMar>
+            <w:top w:w="0" w:type="dxa"/>
+            <w:bottom w:w="0" w:type="dxa"/>
+          </w:tblCellMar>
+        </w:tblPrEx>
         <w:tc>
           <w:tcPr>
             <w:tcW w:w="2000" w:type="dxa"/>
@@ -1727,6 +1745,12 @@
         </w:tc>
       </w:tr>
       <w:tr>
+        <w:tblPrEx>
+          <w:tblCellMar>
+            <w:top w:w="0" w:type="dxa"/>
+            <w:bottom w:w="0" w:type="dxa"/>
+          </w:tblCellMar>
+        </w:tblPrEx>
         <w:tc>
           <w:tcPr>
             <w:tcW w:w="2000" w:type="dxa"/>
@@ -1825,6 +1849,12 @@
         </w:tc>
       </w:tr>
       <w:tr>
+        <w:tblPrEx>
+          <w:tblCellMar>
+            <w:top w:w="0" w:type="dxa"/>
+            <w:bottom w:w="0" w:type="dxa"/>
+          </w:tblCellMar>
+        </w:tblPrEx>
         <w:tc>
           <w:tcPr>
             <w:tcW w:w="2000" w:type="dxa"/>
@@ -1924,6 +1954,12 @@
         </w:tc>
       </w:tr>
       <w:tr>
+        <w:tblPrEx>
+          <w:tblCellMar>
+            <w:top w:w="0" w:type="dxa"/>
+            <w:bottom w:w="0" w:type="dxa"/>
+          </w:tblCellMar>
+        </w:tblPrEx>
         <w:tc>
           <w:tcPr>
             <w:tcW w:w="2000" w:type="dxa"/>
@@ -2022,6 +2058,12 @@
         </w:tc>
       </w:tr>
       <w:tr>
+        <w:tblPrEx>
+          <w:tblCellMar>
+            <w:top w:w="0" w:type="dxa"/>
+            <w:bottom w:w="0" w:type="dxa"/>
+          </w:tblCellMar>
+        </w:tblPrEx>
         <w:tc>
           <w:tcPr>
             <w:tcW w:w="2000" w:type="dxa"/>
@@ -2120,6 +2162,12 @@
         </w:tc>
       </w:tr>
       <w:tr>
+        <w:tblPrEx>
+          <w:tblCellMar>
+            <w:top w:w="0" w:type="dxa"/>
+            <w:bottom w:w="0" w:type="dxa"/>
+          </w:tblCellMar>
+        </w:tblPrEx>
         <w:tc>
           <w:tcPr>
             <w:tcW w:w="2000" w:type="dxa"/>
@@ -2218,6 +2266,12 @@
         </w:tc>
       </w:tr>
       <w:tr>
+        <w:tblPrEx>
+          <w:tblCellMar>
+            <w:top w:w="0" w:type="dxa"/>
+            <w:bottom w:w="0" w:type="dxa"/>
+          </w:tblCellMar>
+        </w:tblPrEx>
         <w:tc>
           <w:tcPr>
             <w:tcW w:w="2000" w:type="dxa"/>
@@ -2316,6 +2370,12 @@
         </w:tc>
       </w:tr>
       <w:tr>
+        <w:tblPrEx>
+          <w:tblCellMar>
+            <w:top w:w="0" w:type="dxa"/>
+            <w:bottom w:w="0" w:type="dxa"/>
+          </w:tblCellMar>
+        </w:tblPrEx>
         <w:tc>
           <w:tcPr>
             <w:tcW w:w="2000" w:type="dxa"/>
@@ -2414,6 +2474,12 @@
         </w:tc>
       </w:tr>
       <w:tr>
+        <w:tblPrEx>
+          <w:tblCellMar>
+            <w:top w:w="0" w:type="dxa"/>
+            <w:bottom w:w="0" w:type="dxa"/>
+          </w:tblCellMar>
+        </w:tblPrEx>
         <w:tc>
           <w:tcPr>
             <w:tcW w:w="2000" w:type="dxa"/>
@@ -2656,10 +2722,7 @@
         <w:jc w:val="both"/>
       </w:pPr>
       <w:r>
-        <w:t>La aplicación se construye bajo una arquitectura cliente–servidor con separación por capas. El cliente es una aplicación web de página única que consume una interfaz de programación de tipo REST; el servidor concentra la lógica de negocio, las reglas del dominio y el acceso a la base de datos. La organización interna separa la capa de presentación y servicios, la capa de aplicación con los casos de uso, la capa de dominio con las entidades y reglas —incluida la valoración por lotes— y la capa de infraestructura encargada de la persistencia y de los servicios externos</w:t>
-      </w:r>
-      <w:r>
-        <w:t>.</w:t>
+        <w:t>La aplicación se construye bajo una arquitectura cliente–servidor con separación por capas. El cliente es una aplicación web de página única que consume una interfaz de programación de tipo REST; el servidor concentra la lógica de negocio, las reglas del dominio y el acceso a la base de datos. La organización interna separa la capa de presentación y servicios, la capa de aplicación con los casos de uso, la capa de dominio con las entidades y reglas —incluida la valoración por lotes— y la capa de infraestructura encargada de la persistencia y de los servicios externos.</w:t>
       </w:r>
     </w:p>
     <w:p>
@@ -2705,7 +2768,7 @@
           <w:left w:w="10" w:type="dxa"/>
           <w:right w:w="10" w:type="dxa"/>
         </w:tblCellMar>
-        <w:tblLook w:val="04A0" w:firstRow="1" w:lastRow="0" w:firstColumn="1" w:lastColumn="0" w:noHBand="0" w:noVBand="1"/>
+        <w:tblLook w:val="0000" w:firstRow="0" w:lastRow="0" w:firstColumn="0" w:lastColumn="0" w:noHBand="0" w:noVBand="0"/>
       </w:tblPr>
       <w:tblGrid>
         <w:gridCol w:w="2300"/>
@@ -2713,6 +2776,12 @@
         <w:gridCol w:w="3660"/>
       </w:tblGrid>
       <w:tr>
+        <w:tblPrEx>
+          <w:tblCellMar>
+            <w:top w:w="0" w:type="dxa"/>
+            <w:bottom w:w="0" w:type="dxa"/>
+          </w:tblCellMar>
+        </w:tblPrEx>
         <w:trPr>
           <w:tblHeader/>
         </w:trPr>
@@ -2799,6 +2868,12 @@
         </w:tc>
       </w:tr>
       <w:tr>
+        <w:tblPrEx>
+          <w:tblCellMar>
+            <w:top w:w="0" w:type="dxa"/>
+            <w:bottom w:w="0" w:type="dxa"/>
+          </w:tblCellMar>
+        </w:tblPrEx>
         <w:tc>
           <w:tcPr>
             <w:tcW w:w="2300" w:type="dxa"/>
@@ -2877,6 +2952,12 @@
         </w:tc>
       </w:tr>
       <w:tr>
+        <w:tblPrEx>
+          <w:tblCellMar>
+            <w:top w:w="0" w:type="dxa"/>
+            <w:bottom w:w="0" w:type="dxa"/>
+          </w:tblCellMar>
+        </w:tblPrEx>
         <w:tc>
           <w:tcPr>
             <w:tcW w:w="2300" w:type="dxa"/>
@@ -2951,6 +3032,12 @@
         </w:tc>
       </w:tr>
       <w:tr>
+        <w:tblPrEx>
+          <w:tblCellMar>
+            <w:top w:w="0" w:type="dxa"/>
+            <w:bottom w:w="0" w:type="dxa"/>
+          </w:tblCellMar>
+        </w:tblPrEx>
         <w:tc>
           <w:tcPr>
             <w:tcW w:w="2300" w:type="dxa"/>
@@ -3025,6 +3112,12 @@
         </w:tc>
       </w:tr>
       <w:tr>
+        <w:tblPrEx>
+          <w:tblCellMar>
+            <w:top w:w="0" w:type="dxa"/>
+            <w:bottom w:w="0" w:type="dxa"/>
+          </w:tblCellMar>
+        </w:tblPrEx>
         <w:tc>
           <w:tcPr>
             <w:tcW w:w="2300" w:type="dxa"/>
@@ -3099,6 +3192,12 @@
         </w:tc>
       </w:tr>
       <w:tr>
+        <w:tblPrEx>
+          <w:tblCellMar>
+            <w:top w:w="0" w:type="dxa"/>
+            <w:bottom w:w="0" w:type="dxa"/>
+          </w:tblCellMar>
+        </w:tblPrEx>
         <w:tc>
           <w:tcPr>
             <w:tcW w:w="2300" w:type="dxa"/>
@@ -3143,7 +3242,7 @@
                 <w:sz w:val="19"/>
                 <w:szCs w:val="19"/>
               </w:rPr>
-              <w:t>Nginx y Gunicorn</w:t>
+              <w:t>Nginx y uWSGI</w:t>
             </w:r>
           </w:p>
         </w:tc>
@@ -3173,6 +3272,12 @@
         </w:tc>
       </w:tr>
       <w:tr>
+        <w:tblPrEx>
+          <w:tblCellMar>
+            <w:top w:w="0" w:type="dxa"/>
+            <w:bottom w:w="0" w:type="dxa"/>
+          </w:tblCellMar>
+        </w:tblPrEx>
         <w:tc>
           <w:tcPr>
             <w:tcW w:w="2300" w:type="dxa"/>
@@ -3415,13 +3520,19 @@
           <w:left w:w="10" w:type="dxa"/>
           <w:right w:w="10" w:type="dxa"/>
         </w:tblCellMar>
-        <w:tblLook w:val="04A0" w:firstRow="1" w:lastRow="0" w:firstColumn="1" w:lastColumn="0" w:noHBand="0" w:noVBand="1"/>
+        <w:tblLook w:val="0000" w:firstRow="0" w:lastRow="0" w:firstColumn="0" w:lastColumn="0" w:noHBand="0" w:noVBand="0"/>
       </w:tblPr>
       <w:tblGrid>
         <w:gridCol w:w="2400"/>
         <w:gridCol w:w="6960"/>
       </w:tblGrid>
       <w:tr>
+        <w:tblPrEx>
+          <w:tblCellMar>
+            <w:top w:w="0" w:type="dxa"/>
+            <w:bottom w:w="0" w:type="dxa"/>
+          </w:tblCellMar>
+        </w:tblPrEx>
         <w:trPr>
           <w:tblHeader/>
         </w:trPr>
@@ -3481,6 +3592,12 @@
         </w:tc>
       </w:tr>
       <w:tr>
+        <w:tblPrEx>
+          <w:tblCellMar>
+            <w:top w:w="0" w:type="dxa"/>
+            <w:bottom w:w="0" w:type="dxa"/>
+          </w:tblCellMar>
+        </w:tblPrEx>
         <w:tc>
           <w:tcPr>
             <w:tcW w:w="2400" w:type="dxa"/>
@@ -3531,6 +3648,12 @@
         </w:tc>
       </w:tr>
       <w:tr>
+        <w:tblPrEx>
+          <w:tblCellMar>
+            <w:top w:w="0" w:type="dxa"/>
+            <w:bottom w:w="0" w:type="dxa"/>
+          </w:tblCellMar>
+        </w:tblPrEx>
         <w:tc>
           <w:tcPr>
             <w:tcW w:w="2400" w:type="dxa"/>
@@ -3581,6 +3704,12 @@
         </w:tc>
       </w:tr>
       <w:tr>
+        <w:tblPrEx>
+          <w:tblCellMar>
+            <w:top w:w="0" w:type="dxa"/>
+            <w:bottom w:w="0" w:type="dxa"/>
+          </w:tblCellMar>
+        </w:tblPrEx>
         <w:tc>
           <w:tcPr>
             <w:tcW w:w="2400" w:type="dxa"/>
@@ -3694,7 +3823,7 @@
           <w:left w:w="10" w:type="dxa"/>
           <w:right w:w="10" w:type="dxa"/>
         </w:tblCellMar>
-        <w:tblLook w:val="04A0" w:firstRow="1" w:lastRow="0" w:firstColumn="1" w:lastColumn="0" w:noHBand="0" w:noVBand="1"/>
+        <w:tblLook w:val="0000" w:firstRow="0" w:lastRow="0" w:firstColumn="0" w:lastColumn="0" w:noHBand="0" w:noVBand="0"/>
       </w:tblPr>
       <w:tblGrid>
         <w:gridCol w:w="1750"/>
@@ -3703,6 +3832,12 @@
         <w:gridCol w:w="1300"/>
       </w:tblGrid>
       <w:tr>
+        <w:tblPrEx>
+          <w:tblCellMar>
+            <w:top w:w="0" w:type="dxa"/>
+            <w:bottom w:w="0" w:type="dxa"/>
+          </w:tblCellMar>
+        </w:tblPrEx>
         <w:trPr>
           <w:tblHeader/>
         </w:trPr>
@@ -3816,6 +3951,12 @@
         </w:tc>
       </w:tr>
       <w:tr>
+        <w:tblPrEx>
+          <w:tblCellMar>
+            <w:top w:w="0" w:type="dxa"/>
+            <w:bottom w:w="0" w:type="dxa"/>
+          </w:tblCellMar>
+        </w:tblPrEx>
         <w:tc>
           <w:tcPr>
             <w:tcW w:w="1750" w:type="dxa"/>
@@ -3914,6 +4055,12 @@
         </w:tc>
       </w:tr>
       <w:tr>
+        <w:tblPrEx>
+          <w:tblCellMar>
+            <w:top w:w="0" w:type="dxa"/>
+            <w:bottom w:w="0" w:type="dxa"/>
+          </w:tblCellMar>
+        </w:tblPrEx>
         <w:tc>
           <w:tcPr>
             <w:tcW w:w="1750" w:type="dxa"/>
@@ -4012,6 +4159,12 @@
         </w:tc>
       </w:tr>
       <w:tr>
+        <w:tblPrEx>
+          <w:tblCellMar>
+            <w:top w:w="0" w:type="dxa"/>
+            <w:bottom w:w="0" w:type="dxa"/>
+          </w:tblCellMar>
+        </w:tblPrEx>
         <w:tc>
           <w:tcPr>
             <w:tcW w:w="1750" w:type="dxa"/>
@@ -4110,6 +4263,12 @@
         </w:tc>
       </w:tr>
       <w:tr>
+        <w:tblPrEx>
+          <w:tblCellMar>
+            <w:top w:w="0" w:type="dxa"/>
+            <w:bottom w:w="0" w:type="dxa"/>
+          </w:tblCellMar>
+        </w:tblPrEx>
         <w:tc>
           <w:tcPr>
             <w:tcW w:w="1750" w:type="dxa"/>
@@ -4208,6 +4367,12 @@
         </w:tc>
       </w:tr>
       <w:tr>
+        <w:tblPrEx>
+          <w:tblCellMar>
+            <w:top w:w="0" w:type="dxa"/>
+            <w:bottom w:w="0" w:type="dxa"/>
+          </w:tblCellMar>
+        </w:tblPrEx>
         <w:tc>
           <w:tcPr>
             <w:tcW w:w="1750" w:type="dxa"/>
@@ -4306,6 +4471,12 @@
         </w:tc>
       </w:tr>
       <w:tr>
+        <w:tblPrEx>
+          <w:tblCellMar>
+            <w:top w:w="0" w:type="dxa"/>
+            <w:bottom w:w="0" w:type="dxa"/>
+          </w:tblCellMar>
+        </w:tblPrEx>
         <w:tc>
           <w:tcPr>
             <w:tcW w:w="1750" w:type="dxa"/>
@@ -4447,13 +4618,19 @@
           <w:left w:w="10" w:type="dxa"/>
           <w:right w:w="10" w:type="dxa"/>
         </w:tblCellMar>
-        <w:tblLook w:val="04A0" w:firstRow="1" w:lastRow="0" w:firstColumn="1" w:lastColumn="0" w:noHBand="0" w:noVBand="1"/>
+        <w:tblLook w:val="0000" w:firstRow="0" w:lastRow="0" w:firstColumn="0" w:lastColumn="0" w:noHBand="0" w:noVBand="0"/>
       </w:tblPr>
       <w:tblGrid>
         <w:gridCol w:w="6560"/>
         <w:gridCol w:w="2800"/>
       </w:tblGrid>
       <w:tr>
+        <w:tblPrEx>
+          <w:tblCellMar>
+            <w:top w:w="0" w:type="dxa"/>
+            <w:bottom w:w="0" w:type="dxa"/>
+          </w:tblCellMar>
+        </w:tblPrEx>
         <w:trPr>
           <w:tblHeader/>
         </w:trPr>
@@ -4513,6 +4690,12 @@
         </w:tc>
       </w:tr>
       <w:tr>
+        <w:tblPrEx>
+          <w:tblCellMar>
+            <w:top w:w="0" w:type="dxa"/>
+            <w:bottom w:w="0" w:type="dxa"/>
+          </w:tblCellMar>
+        </w:tblPrEx>
         <w:tc>
           <w:tcPr>
             <w:tcW w:w="6560" w:type="dxa"/>
@@ -4563,6 +4746,12 @@
         </w:tc>
       </w:tr>
       <w:tr>
+        <w:tblPrEx>
+          <w:tblCellMar>
+            <w:top w:w="0" w:type="dxa"/>
+            <w:bottom w:w="0" w:type="dxa"/>
+          </w:tblCellMar>
+        </w:tblPrEx>
         <w:tc>
           <w:tcPr>
             <w:tcW w:w="6560" w:type="dxa"/>
@@ -4613,6 +4802,12 @@
         </w:tc>
       </w:tr>
       <w:tr>
+        <w:tblPrEx>
+          <w:tblCellMar>
+            <w:top w:w="0" w:type="dxa"/>
+            <w:bottom w:w="0" w:type="dxa"/>
+          </w:tblCellMar>
+        </w:tblPrEx>
         <w:tc>
           <w:tcPr>
             <w:tcW w:w="6560" w:type="dxa"/>
@@ -4663,6 +4858,12 @@
         </w:tc>
       </w:tr>
       <w:tr>
+        <w:tblPrEx>
+          <w:tblCellMar>
+            <w:top w:w="0" w:type="dxa"/>
+            <w:bottom w:w="0" w:type="dxa"/>
+          </w:tblCellMar>
+        </w:tblPrEx>
         <w:tc>
           <w:tcPr>
             <w:tcW w:w="6560" w:type="dxa"/>
@@ -4713,6 +4914,12 @@
         </w:tc>
       </w:tr>
       <w:tr>
+        <w:tblPrEx>
+          <w:tblCellMar>
+            <w:top w:w="0" w:type="dxa"/>
+            <w:bottom w:w="0" w:type="dxa"/>
+          </w:tblCellMar>
+        </w:tblPrEx>
         <w:tc>
           <w:tcPr>
             <w:tcW w:w="6560" w:type="dxa"/>
@@ -4797,13 +5004,19 @@
           <w:left w:w="10" w:type="dxa"/>
           <w:right w:w="10" w:type="dxa"/>
         </w:tblCellMar>
-        <w:tblLook w:val="04A0" w:firstRow="1" w:lastRow="0" w:firstColumn="1" w:lastColumn="0" w:noHBand="0" w:noVBand="1"/>
+        <w:tblLook w:val="0000" w:firstRow="0" w:lastRow="0" w:firstColumn="0" w:lastColumn="0" w:noHBand="0" w:noVBand="0"/>
       </w:tblPr>
       <w:tblGrid>
         <w:gridCol w:w="2000"/>
         <w:gridCol w:w="7360"/>
       </w:tblGrid>
       <w:tr>
+        <w:tblPrEx>
+          <w:tblCellMar>
+            <w:top w:w="0" w:type="dxa"/>
+            <w:bottom w:w="0" w:type="dxa"/>
+          </w:tblCellMar>
+        </w:tblPrEx>
         <w:trPr>
           <w:tblHeader/>
         </w:trPr>
@@ -4863,6 +5076,12 @@
         </w:tc>
       </w:tr>
       <w:tr>
+        <w:tblPrEx>
+          <w:tblCellMar>
+            <w:top w:w="0" w:type="dxa"/>
+            <w:bottom w:w="0" w:type="dxa"/>
+          </w:tblCellMar>
+        </w:tblPrEx>
         <w:tc>
           <w:tcPr>
             <w:tcW w:w="2000" w:type="dxa"/>
@@ -4913,6 +5132,12 @@
         </w:tc>
       </w:tr>
       <w:tr>
+        <w:tblPrEx>
+          <w:tblCellMar>
+            <w:top w:w="0" w:type="dxa"/>
+            <w:bottom w:w="0" w:type="dxa"/>
+          </w:tblCellMar>
+        </w:tblPrEx>
         <w:tc>
           <w:tcPr>
             <w:tcW w:w="2000" w:type="dxa"/>
@@ -4963,6 +5188,12 @@
         </w:tc>
       </w:tr>
       <w:tr>
+        <w:tblPrEx>
+          <w:tblCellMar>
+            <w:top w:w="0" w:type="dxa"/>
+            <w:bottom w:w="0" w:type="dxa"/>
+          </w:tblCellMar>
+        </w:tblPrEx>
         <w:tc>
           <w:tcPr>
             <w:tcW w:w="2000" w:type="dxa"/>
@@ -5013,6 +5244,12 @@
         </w:tc>
       </w:tr>
       <w:tr>
+        <w:tblPrEx>
+          <w:tblCellMar>
+            <w:top w:w="0" w:type="dxa"/>
+            <w:bottom w:w="0" w:type="dxa"/>
+          </w:tblCellMar>
+        </w:tblPrEx>
         <w:tc>
           <w:tcPr>
             <w:tcW w:w="2000" w:type="dxa"/>
@@ -5109,7 +5346,7 @@
           <w:left w:w="10" w:type="dxa"/>
           <w:right w:w="10" w:type="dxa"/>
         </w:tblCellMar>
-        <w:tblLook w:val="04A0" w:firstRow="1" w:lastRow="0" w:firstColumn="1" w:lastColumn="0" w:noHBand="0" w:noVBand="1"/>
+        <w:tblLook w:val="0000" w:firstRow="0" w:lastRow="0" w:firstColumn="0" w:lastColumn="0" w:noHBand="0" w:noVBand="0"/>
       </w:tblPr>
       <w:tblGrid>
         <w:gridCol w:w="1800"/>
@@ -5117,6 +5354,12 @@
         <w:gridCol w:w="2660"/>
       </w:tblGrid>
       <w:tr>
+        <w:tblPrEx>
+          <w:tblCellMar>
+            <w:top w:w="0" w:type="dxa"/>
+            <w:bottom w:w="0" w:type="dxa"/>
+          </w:tblCellMar>
+        </w:tblPrEx>
         <w:trPr>
           <w:tblHeader/>
         </w:trPr>
@@ -5203,6 +5446,12 @@
         </w:tc>
       </w:tr>
       <w:tr>
+        <w:tblPrEx>
+          <w:tblCellMar>
+            <w:top w:w="0" w:type="dxa"/>
+            <w:bottom w:w="0" w:type="dxa"/>
+          </w:tblCellMar>
+        </w:tblPrEx>
         <w:tc>
           <w:tcPr>
             <w:tcW w:w="1800" w:type="dxa"/>
@@ -5277,6 +5526,12 @@
         </w:tc>
       </w:tr>
       <w:tr>
+        <w:tblPrEx>
+          <w:tblCellMar>
+            <w:top w:w="0" w:type="dxa"/>
+            <w:bottom w:w="0" w:type="dxa"/>
+          </w:tblCellMar>
+        </w:tblPrEx>
         <w:tc>
           <w:tcPr>
             <w:tcW w:w="1800" w:type="dxa"/>
@@ -5432,7 +5687,7 @@
           <w:left w:w="10" w:type="dxa"/>
           <w:right w:w="10" w:type="dxa"/>
         </w:tblCellMar>
-        <w:tblLook w:val="04A0" w:firstRow="1" w:lastRow="0" w:firstColumn="1" w:lastColumn="0" w:noHBand="0" w:noVBand="1"/>
+        <w:tblLook w:val="0000" w:firstRow="0" w:lastRow="0" w:firstColumn="0" w:lastColumn="0" w:noHBand="0" w:noVBand="0"/>
       </w:tblPr>
       <w:tblGrid>
         <w:gridCol w:w="3000"/>
@@ -5441,6 +5696,12 @@
         <w:gridCol w:w="2960"/>
       </w:tblGrid>
       <w:tr>
+        <w:tblPrEx>
+          <w:tblCellMar>
+            <w:top w:w="0" w:type="dxa"/>
+            <w:bottom w:w="0" w:type="dxa"/>
+          </w:tblCellMar>
+        </w:tblPrEx>
         <w:trPr>
           <w:tblHeader/>
         </w:trPr>
@@ -5554,6 +5815,12 @@
         </w:tc>
       </w:tr>
       <w:tr>
+        <w:tblPrEx>
+          <w:tblCellMar>
+            <w:top w:w="0" w:type="dxa"/>
+            <w:bottom w:w="0" w:type="dxa"/>
+          </w:tblCellMar>
+        </w:tblPrEx>
         <w:tc>
           <w:tcPr>
             <w:tcW w:w="3000" w:type="dxa"/>
@@ -5652,6 +5919,12 @@
         </w:tc>
       </w:tr>
       <w:tr>
+        <w:tblPrEx>
+          <w:tblCellMar>
+            <w:top w:w="0" w:type="dxa"/>
+            <w:bottom w:w="0" w:type="dxa"/>
+          </w:tblCellMar>
+        </w:tblPrEx>
         <w:tc>
           <w:tcPr>
             <w:tcW w:w="3000" w:type="dxa"/>
@@ -5750,6 +6023,12 @@
         </w:tc>
       </w:tr>
       <w:tr>
+        <w:tblPrEx>
+          <w:tblCellMar>
+            <w:top w:w="0" w:type="dxa"/>
+            <w:bottom w:w="0" w:type="dxa"/>
+          </w:tblCellMar>
+        </w:tblPrEx>
         <w:tc>
           <w:tcPr>
             <w:tcW w:w="3000" w:type="dxa"/>
@@ -5908,13 +6187,19 @@
           <w:left w:w="10" w:type="dxa"/>
           <w:right w:w="10" w:type="dxa"/>
         </w:tblCellMar>
-        <w:tblLook w:val="04A0" w:firstRow="1" w:lastRow="0" w:firstColumn="1" w:lastColumn="0" w:noHBand="0" w:noVBand="1"/>
+        <w:tblLook w:val="0000" w:firstRow="0" w:lastRow="0" w:firstColumn="0" w:lastColumn="0" w:noHBand="0" w:noVBand="0"/>
       </w:tblPr>
       <w:tblGrid>
         <w:gridCol w:w="2400"/>
         <w:gridCol w:w="6960"/>
       </w:tblGrid>
       <w:tr>
+        <w:tblPrEx>
+          <w:tblCellMar>
+            <w:top w:w="0" w:type="dxa"/>
+            <w:bottom w:w="0" w:type="dxa"/>
+          </w:tblCellMar>
+        </w:tblPrEx>
         <w:trPr>
           <w:tblHeader/>
         </w:trPr>
@@ -5974,6 +6259,12 @@
         </w:tc>
       </w:tr>
       <w:tr>
+        <w:tblPrEx>
+          <w:tblCellMar>
+            <w:top w:w="0" w:type="dxa"/>
+            <w:bottom w:w="0" w:type="dxa"/>
+          </w:tblCellMar>
+        </w:tblPrEx>
         <w:tc>
           <w:tcPr>
             <w:tcW w:w="2400" w:type="dxa"/>
@@ -6024,6 +6315,12 @@
         </w:tc>
       </w:tr>
       <w:tr>
+        <w:tblPrEx>
+          <w:tblCellMar>
+            <w:top w:w="0" w:type="dxa"/>
+            <w:bottom w:w="0" w:type="dxa"/>
+          </w:tblCellMar>
+        </w:tblPrEx>
         <w:tc>
           <w:tcPr>
             <w:tcW w:w="2400" w:type="dxa"/>
@@ -6074,6 +6371,12 @@
         </w:tc>
       </w:tr>
       <w:tr>
+        <w:tblPrEx>
+          <w:tblCellMar>
+            <w:top w:w="0" w:type="dxa"/>
+            <w:bottom w:w="0" w:type="dxa"/>
+          </w:tblCellMar>
+        </w:tblPrEx>
         <w:tc>
           <w:tcPr>
             <w:tcW w:w="2400" w:type="dxa"/>
@@ -6124,6 +6427,12 @@
         </w:tc>
       </w:tr>
       <w:tr>
+        <w:tblPrEx>
+          <w:tblCellMar>
+            <w:top w:w="0" w:type="dxa"/>
+            <w:bottom w:w="0" w:type="dxa"/>
+          </w:tblCellMar>
+        </w:tblPrEx>
         <w:tc>
           <w:tcPr>
             <w:tcW w:w="2400" w:type="dxa"/>
@@ -6174,6 +6483,12 @@
         </w:tc>
       </w:tr>
       <w:tr>
+        <w:tblPrEx>
+          <w:tblCellMar>
+            <w:top w:w="0" w:type="dxa"/>
+            <w:bottom w:w="0" w:type="dxa"/>
+          </w:tblCellMar>
+        </w:tblPrEx>
         <w:tc>
           <w:tcPr>
             <w:tcW w:w="2400" w:type="dxa"/>
@@ -6285,7 +6600,7 @@
           <w:left w:w="10" w:type="dxa"/>
           <w:right w:w="10" w:type="dxa"/>
         </w:tblCellMar>
-        <w:tblLook w:val="04A0" w:firstRow="1" w:lastRow="0" w:firstColumn="1" w:lastColumn="0" w:noHBand="0" w:noVBand="1"/>
+        <w:tblLook w:val="0000" w:firstRow="0" w:lastRow="0" w:firstColumn="0" w:lastColumn="0" w:noHBand="0" w:noVBand="0"/>
       </w:tblPr>
       <w:tblGrid>
         <w:gridCol w:w="4360"/>
@@ -6293,6 +6608,12 @@
         <w:gridCol w:w="2000"/>
       </w:tblGrid>
       <w:tr>
+        <w:tblPrEx>
+          <w:tblCellMar>
+            <w:top w:w="0" w:type="dxa"/>
+            <w:bottom w:w="0" w:type="dxa"/>
+          </w:tblCellMar>
+        </w:tblPrEx>
         <w:trPr>
           <w:tblHeader/>
         </w:trPr>
@@ -6379,6 +6700,12 @@
         </w:tc>
       </w:tr>
       <w:tr>
+        <w:tblPrEx>
+          <w:tblCellMar>
+            <w:top w:w="0" w:type="dxa"/>
+            <w:bottom w:w="0" w:type="dxa"/>
+          </w:tblCellMar>
+        </w:tblPrEx>
         <w:tc>
           <w:tcPr>
             <w:tcW w:w="4360" w:type="dxa"/>
@@ -6453,6 +6780,12 @@
         </w:tc>
       </w:tr>
       <w:tr>
+        <w:tblPrEx>
+          <w:tblCellMar>
+            <w:top w:w="0" w:type="dxa"/>
+            <w:bottom w:w="0" w:type="dxa"/>
+          </w:tblCellMar>
+        </w:tblPrEx>
         <w:tc>
           <w:tcPr>
             <w:tcW w:w="4360" w:type="dxa"/>
@@ -6527,6 +6860,12 @@
         </w:tc>
       </w:tr>
       <w:tr>
+        <w:tblPrEx>
+          <w:tblCellMar>
+            <w:top w:w="0" w:type="dxa"/>
+            <w:bottom w:w="0" w:type="dxa"/>
+          </w:tblCellMar>
+        </w:tblPrEx>
         <w:tc>
           <w:tcPr>
             <w:tcW w:w="4360" w:type="dxa"/>
@@ -6601,6 +6940,12 @@
         </w:tc>
       </w:tr>
       <w:tr>
+        <w:tblPrEx>
+          <w:tblCellMar>
+            <w:top w:w="0" w:type="dxa"/>
+            <w:bottom w:w="0" w:type="dxa"/>
+          </w:tblCellMar>
+        </w:tblPrEx>
         <w:tc>
           <w:tcPr>
             <w:tcW w:w="4360" w:type="dxa"/>
@@ -6675,6 +7020,12 @@
         </w:tc>
       </w:tr>
       <w:tr>
+        <w:tblPrEx>
+          <w:tblCellMar>
+            <w:top w:w="0" w:type="dxa"/>
+            <w:bottom w:w="0" w:type="dxa"/>
+          </w:tblCellMar>
+        </w:tblPrEx>
         <w:tc>
           <w:tcPr>
             <w:tcW w:w="4360" w:type="dxa"/>
@@ -6746,6 +7097,12 @@
         </w:tc>
       </w:tr>
       <w:tr>
+        <w:tblPrEx>
+          <w:tblCellMar>
+            <w:top w:w="0" w:type="dxa"/>
+            <w:bottom w:w="0" w:type="dxa"/>
+          </w:tblCellMar>
+        </w:tblPrEx>
         <w:tc>
           <w:tcPr>
             <w:tcW w:w="4360" w:type="dxa"/>
@@ -6820,6 +7177,12 @@
         </w:tc>
       </w:tr>
       <w:tr>
+        <w:tblPrEx>
+          <w:tblCellMar>
+            <w:top w:w="0" w:type="dxa"/>
+            <w:bottom w:w="0" w:type="dxa"/>
+          </w:tblCellMar>
+        </w:tblPrEx>
         <w:tc>
           <w:tcPr>
             <w:tcW w:w="4360" w:type="dxa"/>
@@ -7144,7 +7507,10 @@
         <w:spacing w:after="60" w:line="258" w:lineRule="auto"/>
       </w:pPr>
       <w:r>
-        <w:t>Documento técnico de diseño de INVENTRA, revisión 1.</w:t>
+        <w:t>Documento técnico de diseño de INVENTRA, revisión 1</w:t>
+      </w:r>
+      <w:r>
+        <w:t>.</w:t>
       </w:r>
     </w:p>
     <w:p>
@@ -7236,7 +7602,7 @@
         <w:sz w:val="18"/>
         <w:szCs w:val="18"/>
       </w:rPr>
-      <w:t>0</w:t>
+      <w:t>33</w:t>
     </w:r>
     <w:r>
       <w:rPr>
@@ -7271,10 +7637,10 @@
 <file path=word/numbering.xml><?xml version="1.0" encoding="utf-8"?>
 <w:numbering xmlns:wpc="http://schemas.microsoft.com/office/word/2010/wordprocessingCanvas" xmlns:cx="http://schemas.microsoft.com/office/drawing/2014/chartex" xmlns:cx1="http://schemas.microsoft.com/office/drawing/2015/9/8/chartex" xmlns:cx2="http://schemas.microsoft.com/office/drawing/2015/10/21/chartex" xmlns:cx3="http://schemas.microsoft.com/office/drawing/2016/5/9/chartex" xmlns:cx4="http://schemas.microsoft.com/office/drawing/2016/5/10/chartex" xmlns:cx5="http://schemas.microsoft.com/office/drawing/2016/5/11/chartex" xmlns:cx6="http://schemas.microsoft.com/office/drawing/2016/5/12/chartex" xmlns:cx7="http://schemas.microsoft.com/office/drawing/2016/5/13/chartex" xmlns:cx8="http://schemas.microsoft.com/office/drawing/2016/5/14/chartex" xmlns:mc="http://schemas.openxmlformats.org/markup-compatibility/2006" xmlns:aink="http://schemas.microsoft.com/office/drawing/2016/ink" xmlns:am3d="http://schemas.microsoft.com/office/drawing/2017/model3d" xmlns:o="urn:schemas-microsoft-com:office:office" xmlns:oel="http://schemas.microsoft.com/office/2019/extlst" xmlns:r="http://schemas.openxmlformats.org/officeDocument/2006/relationships" xmlns:m="http://schemas.openxmlformats.org/officeDocument/2006/math" xmlns:v="urn:schemas-microsoft-com:vml" xmlns:wp14="http://schemas.microsoft.com/office/word/2010/wordprocessingDrawing" xmlns:wp="http://schemas.openxmlformats.org/drawingml/2006/wordprocessingDrawing" xmlns:w10="urn:schemas-microsoft-com:office:word" xmlns:w="http://schemas.openxmlformats.org/wordprocessingml/2006/main" xmlns:w14="http://schemas.microsoft.com/office/word/2010/wordml" xmlns:w15="http://schemas.microsoft.com/office/word/2012/wordml" xmlns:w16cex="http://schemas.microsoft.com/office/word/2018/wordml/cex" xmlns:w16cid="http://schemas.microsoft.com/office/word/2016/wordml/cid" xmlns:w16="http://schemas.microsoft.com/office/word/2018/wordml" xmlns:w16du="http://schemas.microsoft.com/office/word/2023/wordml/word16du" xmlns:w16sdtdh="http://schemas.microsoft.com/office/word/2020/wordml/sdtdatahash" xmlns:w16sdtfl="http://schemas.microsoft.com/office/word/2024/wordml/sdtformatlock" xmlns:w16se="http://schemas.microsoft.com/office/word/2015/wordml/symex" xmlns:wpg="http://schemas.microsoft.com/office/word/2010/wordprocessingGroup" xmlns:wpi="http://schemas.microsoft.com/office/word/2010/wordprocessingInk" xmlns:wne="http://schemas.microsoft.com/office/word/2006/wordml" xmlns:wps="http://schemas.microsoft.com/office/word/2010/wordprocessingShape" mc:Ignorable="w14 w15 w16se w16cid w16 w16cex w16sdtdh w16sdtfl w16du wp14">
   <w:abstractNum w:abstractNumId="0" w15:restartNumberingAfterBreak="0">
-    <w:nsid w:val="79602BD7"/>
+    <w:nsid w:val="1FEA197C"/>
     <w:multiLevelType w:val="hybridMultilevel"/>
-    <w:tmpl w:val="1D360E60"/>
-    <w:lvl w:ilvl="0" w:tplc="D9F2A7AA">
+    <w:tmpl w:val="BF5E2C6A"/>
+    <w:lvl w:ilvl="0" w:tplc="3EA80F30">
       <w:start w:val="1"/>
       <w:numFmt w:val="bullet"/>
       <w:lvlText w:val="●"/>
@@ -7283,7 +7649,7 @@
         <w:ind w:left="720" w:hanging="360"/>
       </w:pPr>
     </w:lvl>
-    <w:lvl w:ilvl="1" w:tplc="95E26854">
+    <w:lvl w:ilvl="1" w:tplc="E04AF2D0">
       <w:start w:val="1"/>
       <w:numFmt w:val="bullet"/>
       <w:lvlText w:val="○"/>
@@ -7292,7 +7658,7 @@
         <w:ind w:left="1440" w:hanging="360"/>
       </w:pPr>
     </w:lvl>
-    <w:lvl w:ilvl="2" w:tplc="F9BA14C2">
+    <w:lvl w:ilvl="2" w:tplc="9EDAAAB0">
       <w:start w:val="1"/>
       <w:numFmt w:val="bullet"/>
       <w:lvlText w:val="■"/>
@@ -7301,7 +7667,7 @@
         <w:ind w:left="2160" w:hanging="360"/>
       </w:pPr>
     </w:lvl>
-    <w:lvl w:ilvl="3" w:tplc="9A02E586">
+    <w:lvl w:ilvl="3" w:tplc="A3268376">
       <w:start w:val="1"/>
       <w:numFmt w:val="bullet"/>
       <w:lvlText w:val="●"/>
@@ -7310,7 +7676,7 @@
         <w:ind w:left="2880" w:hanging="360"/>
       </w:pPr>
     </w:lvl>
-    <w:lvl w:ilvl="4" w:tplc="CF880D5C">
+    <w:lvl w:ilvl="4" w:tplc="B6069BCA">
       <w:start w:val="1"/>
       <w:numFmt w:val="bullet"/>
       <w:lvlText w:val="○"/>
@@ -7319,7 +7685,7 @@
         <w:ind w:left="3600" w:hanging="360"/>
       </w:pPr>
     </w:lvl>
-    <w:lvl w:ilvl="5" w:tplc="C70EF5C8">
+    <w:lvl w:ilvl="5" w:tplc="37A8AB90">
       <w:start w:val="1"/>
       <w:numFmt w:val="bullet"/>
       <w:lvlText w:val="■"/>
@@ -7328,7 +7694,7 @@
         <w:ind w:left="4320" w:hanging="360"/>
       </w:pPr>
     </w:lvl>
-    <w:lvl w:ilvl="6" w:tplc="824E7B7A">
+    <w:lvl w:ilvl="6" w:tplc="57B05AAA">
       <w:start w:val="1"/>
       <w:numFmt w:val="bullet"/>
       <w:lvlText w:val="●"/>
@@ -7337,7 +7703,7 @@
         <w:ind w:left="5040" w:hanging="360"/>
       </w:pPr>
     </w:lvl>
-    <w:lvl w:ilvl="7" w:tplc="92FC4162">
+    <w:lvl w:ilvl="7" w:tplc="92008734">
       <w:start w:val="1"/>
       <w:numFmt w:val="bullet"/>
       <w:lvlText w:val="●"/>
@@ -7346,7 +7712,7 @@
         <w:ind w:left="5760" w:hanging="360"/>
       </w:pPr>
     </w:lvl>
-    <w:lvl w:ilvl="8" w:tplc="A22628BC">
+    <w:lvl w:ilvl="8" w:tplc="36967E40">
       <w:start w:val="1"/>
       <w:numFmt w:val="bullet"/>
       <w:lvlText w:val="●"/>
@@ -7356,7 +7722,7 @@
       </w:pPr>
     </w:lvl>
   </w:abstractNum>
-  <w:num w:numId="1" w16cid:durableId="809244688">
+  <w:num w:numId="1" w16cid:durableId="1762221682">
     <w:abstractNumId w:val="0"/>
     <w:lvlOverride w:ilvl="0">
       <w:startOverride w:val="1"/>
